--- a/Word Tables/الحروف الهجائية.docx
+++ b/Word Tables/الحروف الهجائية.docx
@@ -1270,7 +1270,7 @@
                 <w:sz w:val="18"/>
                 <w:szCs w:val="18"/>
               </w:rPr>
-              <w:t xml:space="preserve">A fishing hook resting on the sand</w:t>
+              <w:t xml:space="preserve">A fishing hook hanging high on its line — it stays up on the line</w:t>
             </w:r>
           </w:p>
         </w:tc>
@@ -1424,7 +1424,7 @@
                 <w:sz w:val="18"/>
                 <w:szCs w:val="18"/>
               </w:rPr>
-              <w:t xml:space="preserve">The same hook on the sand, one bubble above it</w:t>
+              <w:t xml:space="preserve">The same hanging hook, one bubble above it</w:t>
             </w:r>
           </w:p>
         </w:tc>
@@ -1578,7 +1578,7 @@
                 <w:sz w:val="18"/>
                 <w:szCs w:val="18"/>
               </w:rPr>
-              <w:t xml:space="preserve">The same hook, hanging below on its line</w:t>
+              <w:t xml:space="preserve">The same hook, down on the sand — this one dips below the line</w:t>
             </w:r>
           </w:p>
         </w:tc>
@@ -1732,7 +1732,7 @@
                 <w:sz w:val="18"/>
                 <w:szCs w:val="18"/>
               </w:rPr>
-              <w:t xml:space="preserve">The hanging hook, one bubble above it</w:t>
+              <w:t xml:space="preserve">The hook on the sand, one bubble above it</w:t>
             </w:r>
           </w:p>
         </w:tc>
@@ -6950,7 +6950,7 @@
                 <w:sz w:val="18"/>
                 <w:szCs w:val="18"/>
               </w:rPr>
-              <w:t xml:space="preserve">hook on the sand</w:t>
+              <w:t xml:space="preserve">hook on the line</w:t>
             </w:r>
           </w:p>
         </w:tc>
@@ -7024,7 +7024,7 @@
                 <w:sz w:val="18"/>
                 <w:szCs w:val="18"/>
               </w:rPr>
-              <w:t xml:space="preserve">hook on the sand</w:t>
+              <w:t xml:space="preserve">hook on the line</w:t>
             </w:r>
           </w:p>
         </w:tc>
@@ -7098,7 +7098,7 @@
                 <w:sz w:val="18"/>
                 <w:szCs w:val="18"/>
               </w:rPr>
-              <w:t xml:space="preserve">hanging hook</w:t>
+              <w:t xml:space="preserve">hook on the sand</w:t>
             </w:r>
           </w:p>
         </w:tc>
@@ -7172,7 +7172,7 @@
                 <w:sz w:val="18"/>
                 <w:szCs w:val="18"/>
               </w:rPr>
-              <w:t xml:space="preserve">hanging hook</w:t>
+              <w:t xml:space="preserve">hook on the sand</w:t>
             </w:r>
           </w:p>
         </w:tc>

--- a/Word Tables/الحروف الهجائية.docx
+++ b/Word Tables/الحروف الهجائية.docx
@@ -11775,6 +11775,3849 @@
                 <w:szCs w:val="18"/>
               </w:rPr>
               <w:t xml:space="preserve">Tongue اللسان</w:t>
+            </w:r>
+          </w:p>
+        </w:tc>
+      </w:tr>
+    </w:tbl>
+    <w:p>
+      <w:pPr>
+        <w:pStyle w:val="Heading2"/>
+        <w:spacing w:after="120" w:before="320"/>
+      </w:pPr>
+      <w:r>
+        <w:t xml:space="preserve">Spoken lines — an intro and a forms line for every letter</w:t>
+      </w:r>
+    </w:p>
+    <w:p>
+      <w:pPr>
+        <w:spacing w:after="160"/>
+      </w:pPr>
+      <w:r>
+        <w:rPr>
+          <w:i/>
+          <w:iCs/>
+          <w:color w:val="555555"/>
+          <w:sz w:val="18"/>
+          <w:szCs w:val="18"/>
+        </w:rPr>
+        <w:t xml:space="preserve">Two recordings per row of lessons 1–3, in the teacher’s own voice. The intro is English; Manāra points at the picture and the letter while it plays, and never speaks. The forms line is recorded WHOLE and played whole — its Arabic lights up as each form is said, from boundaries tapped in the calibration page. The Slot cell is what the intake tool names the file from, the same way lesson 6 uses «&lt;word&gt; وقف».</w:t>
+      </w:r>
+    </w:p>
+    <w:tbl>
+      <w:tblPr>
+        <w:tblW w:type="dxa" w:w="12960"/>
+        <w:tblBorders>
+          <w:top w:val="single" w:color="auto" w:sz="4"/>
+          <w:left w:val="single" w:color="auto" w:sz="4"/>
+          <w:bottom w:val="single" w:color="auto" w:sz="4"/>
+          <w:right w:val="single" w:color="auto" w:sz="4"/>
+          <w:insideH w:val="single" w:color="auto" w:sz="4"/>
+          <w:insideV w:val="single" w:color="auto" w:sz="4"/>
+        </w:tblBorders>
+      </w:tblPr>
+      <w:tblGrid>
+        <w:gridCol w:w="1900"/>
+        <w:gridCol w:w="8060"/>
+        <w:gridCol w:w="3000"/>
+      </w:tblGrid>
+      <w:tr>
+        <w:trPr>
+          <w:tblHeader/>
+        </w:trPr>
+        <w:tc>
+          <w:tcPr>
+            <w:tcW w:type="dxa" w:w="1900"/>
+            <w:shd w:fill="E8EFE9" w:val="clear"/>
+          </w:tcPr>
+          <w:p>
+            <w:r>
+              <w:rPr>
+                <w:b/>
+                <w:bCs/>
+                <w:sz w:val="18"/>
+                <w:szCs w:val="18"/>
+              </w:rPr>
+              <w:t xml:space="preserve">Slot (names the file)</w:t>
+            </w:r>
+          </w:p>
+        </w:tc>
+        <w:tc>
+          <w:tcPr>
+            <w:tcW w:type="dxa" w:w="8060"/>
+            <w:shd w:fill="E8EFE9" w:val="clear"/>
+          </w:tcPr>
+          <w:p>
+            <w:r>
+              <w:rPr>
+                <w:b/>
+                <w:bCs/>
+                <w:sz w:val="18"/>
+                <w:szCs w:val="18"/>
+              </w:rPr>
+              <w:t xml:space="preserve">What to say</w:t>
+            </w:r>
+          </w:p>
+        </w:tc>
+        <w:tc>
+          <w:tcPr>
+            <w:tcW w:type="dxa" w:w="3000"/>
+            <w:shd w:fill="E8EFE9" w:val="clear"/>
+          </w:tcPr>
+          <w:p>
+            <w:r>
+              <w:rPr>
+                <w:b/>
+                <w:bCs/>
+                <w:sz w:val="18"/>
+                <w:szCs w:val="18"/>
+              </w:rPr>
+              <w:t xml:space="preserve">Lights up as you say it</w:t>
+            </w:r>
+          </w:p>
+        </w:tc>
+      </w:tr>
+      <w:tr>
+        <w:tc>
+          <w:tcPr>
+            <w:tcW w:type="dxa" w:w="1900"/>
+          </w:tcPr>
+          <w:p>
+            <w:pPr>
+              <w:bidi/>
+              <w:jc w:val="center"/>
+            </w:pPr>
+            <w:r>
+              <w:rPr>
+                <w:rFonts w:ascii="KFGQPC HAFS Uthmanic Script" w:cs="KFGQPC HAFS Uthmanic Script" w:eastAsia="KFGQPC HAFS Uthmanic Script" w:hAnsi="KFGQPC HAFS Uthmanic Script"/>
+                <w:sz w:val="32"/>
+                <w:szCs w:val="32"/>
+                <w:rtl/>
+              </w:rPr>
+              <w:t xml:space="preserve">ب مقدمة</w:t>
+            </w:r>
+          </w:p>
+        </w:tc>
+        <w:tc>
+          <w:tcPr>
+            <w:tcW w:type="dxa" w:w="8060"/>
+          </w:tcPr>
+          <w:p>
+            <w:r>
+              <w:rPr>
+                <w:b w:val="false"/>
+                <w:bCs w:val="false"/>
+                <w:sz w:val="18"/>
+                <w:szCs w:val="18"/>
+              </w:rPr>
+              <w:t xml:space="preserve">This is the letter baa. It looks like a boat. Look — one bubble under it. Baa has one dot under it.</w:t>
+            </w:r>
+          </w:p>
+        </w:tc>
+        <w:tc>
+          <w:tcPr>
+            <w:tcW w:type="dxa" w:w="3000"/>
+          </w:tcPr>
+          <w:p>
+            <w:pPr>
+              <w:bidi/>
+              <w:jc w:val="center"/>
+            </w:pPr>
+          </w:p>
+        </w:tc>
+      </w:tr>
+      <w:tr>
+        <w:tc>
+          <w:tcPr>
+            <w:tcW w:type="dxa" w:w="1900"/>
+          </w:tcPr>
+          <w:p>
+            <w:pPr>
+              <w:bidi/>
+              <w:jc w:val="center"/>
+            </w:pPr>
+            <w:r>
+              <w:rPr>
+                <w:rFonts w:ascii="KFGQPC HAFS Uthmanic Script" w:cs="KFGQPC HAFS Uthmanic Script" w:eastAsia="KFGQPC HAFS Uthmanic Script" w:hAnsi="KFGQPC HAFS Uthmanic Script"/>
+                <w:sz w:val="32"/>
+                <w:szCs w:val="32"/>
+                <w:rtl/>
+              </w:rPr>
+              <w:t xml:space="preserve">ب حركات</w:t>
+            </w:r>
+          </w:p>
+        </w:tc>
+        <w:tc>
+          <w:tcPr>
+            <w:tcW w:type="dxa" w:w="8060"/>
+          </w:tcPr>
+          <w:p>
+            <w:r>
+              <w:rPr>
+                <w:b w:val="false"/>
+                <w:bCs w:val="false"/>
+                <w:sz w:val="18"/>
+                <w:szCs w:val="18"/>
+              </w:rPr>
+              <w:t xml:space="preserve">With a fatha it's بَ. With a damma it's بُ. With a kasra it's بِ. And with a sukoon after نَ, it's نَبۡ.</w:t>
+            </w:r>
+          </w:p>
+        </w:tc>
+        <w:tc>
+          <w:tcPr>
+            <w:tcW w:type="dxa" w:w="3000"/>
+          </w:tcPr>
+          <w:p>
+            <w:pPr>
+              <w:bidi/>
+              <w:jc w:val="center"/>
+            </w:pPr>
+            <w:r>
+              <w:rPr>
+                <w:rFonts w:ascii="KFGQPC HAFS Uthmanic Script" w:cs="KFGQPC HAFS Uthmanic Script" w:eastAsia="KFGQPC HAFS Uthmanic Script" w:hAnsi="KFGQPC HAFS Uthmanic Script"/>
+                <w:sz w:val="32"/>
+                <w:szCs w:val="32"/>
+                <w:rtl/>
+              </w:rPr>
+              <w:t xml:space="preserve">بَ بُ بِ نَبۡ</w:t>
+            </w:r>
+          </w:p>
+        </w:tc>
+      </w:tr>
+      <w:tr>
+        <w:tc>
+          <w:tcPr>
+            <w:tcW w:type="dxa" w:w="1900"/>
+          </w:tcPr>
+          <w:p>
+            <w:pPr>
+              <w:bidi/>
+              <w:jc w:val="center"/>
+            </w:pPr>
+            <w:r>
+              <w:rPr>
+                <w:rFonts w:ascii="KFGQPC HAFS Uthmanic Script" w:cs="KFGQPC HAFS Uthmanic Script" w:eastAsia="KFGQPC HAFS Uthmanic Script" w:hAnsi="KFGQPC HAFS Uthmanic Script"/>
+                <w:sz w:val="32"/>
+                <w:szCs w:val="32"/>
+                <w:rtl/>
+              </w:rPr>
+              <w:t xml:space="preserve">ت مقدمة</w:t>
+            </w:r>
+          </w:p>
+        </w:tc>
+        <w:tc>
+          <w:tcPr>
+            <w:tcW w:type="dxa" w:w="8060"/>
+          </w:tcPr>
+          <w:p>
+            <w:r>
+              <w:rPr>
+                <w:b w:val="false"/>
+                <w:bCs w:val="false"/>
+                <w:sz w:val="18"/>
+                <w:szCs w:val="18"/>
+              </w:rPr>
+              <w:t xml:space="preserve">This is the letter taa. It looks like the same boat. Look — two bubbles on top. Taa has two dots on top.</w:t>
+            </w:r>
+          </w:p>
+        </w:tc>
+        <w:tc>
+          <w:tcPr>
+            <w:tcW w:type="dxa" w:w="3000"/>
+          </w:tcPr>
+          <w:p>
+            <w:pPr>
+              <w:bidi/>
+              <w:jc w:val="center"/>
+            </w:pPr>
+          </w:p>
+        </w:tc>
+      </w:tr>
+      <w:tr>
+        <w:tc>
+          <w:tcPr>
+            <w:tcW w:type="dxa" w:w="1900"/>
+          </w:tcPr>
+          <w:p>
+            <w:pPr>
+              <w:bidi/>
+              <w:jc w:val="center"/>
+            </w:pPr>
+            <w:r>
+              <w:rPr>
+                <w:rFonts w:ascii="KFGQPC HAFS Uthmanic Script" w:cs="KFGQPC HAFS Uthmanic Script" w:eastAsia="KFGQPC HAFS Uthmanic Script" w:hAnsi="KFGQPC HAFS Uthmanic Script"/>
+                <w:sz w:val="32"/>
+                <w:szCs w:val="32"/>
+                <w:rtl/>
+              </w:rPr>
+              <w:t xml:space="preserve">ت حركات</w:t>
+            </w:r>
+          </w:p>
+        </w:tc>
+        <w:tc>
+          <w:tcPr>
+            <w:tcW w:type="dxa" w:w="8060"/>
+          </w:tcPr>
+          <w:p>
+            <w:r>
+              <w:rPr>
+                <w:b w:val="false"/>
+                <w:bCs w:val="false"/>
+                <w:sz w:val="18"/>
+                <w:szCs w:val="18"/>
+              </w:rPr>
+              <w:t xml:space="preserve">With a fatha it's تَ. With a damma it's تُ. With a kasra it's تِ. And with a sukoon after نَ, it's نَتۡ.</w:t>
+            </w:r>
+          </w:p>
+        </w:tc>
+        <w:tc>
+          <w:tcPr>
+            <w:tcW w:type="dxa" w:w="3000"/>
+          </w:tcPr>
+          <w:p>
+            <w:pPr>
+              <w:bidi/>
+              <w:jc w:val="center"/>
+            </w:pPr>
+            <w:r>
+              <w:rPr>
+                <w:rFonts w:ascii="KFGQPC HAFS Uthmanic Script" w:cs="KFGQPC HAFS Uthmanic Script" w:eastAsia="KFGQPC HAFS Uthmanic Script" w:hAnsi="KFGQPC HAFS Uthmanic Script"/>
+                <w:sz w:val="32"/>
+                <w:szCs w:val="32"/>
+                <w:rtl/>
+              </w:rPr>
+              <w:t xml:space="preserve">تَ تُ تِ نَتۡ</w:t>
+            </w:r>
+          </w:p>
+        </w:tc>
+      </w:tr>
+      <w:tr>
+        <w:tc>
+          <w:tcPr>
+            <w:tcW w:type="dxa" w:w="1900"/>
+          </w:tcPr>
+          <w:p>
+            <w:pPr>
+              <w:bidi/>
+              <w:jc w:val="center"/>
+            </w:pPr>
+            <w:r>
+              <w:rPr>
+                <w:rFonts w:ascii="KFGQPC HAFS Uthmanic Script" w:cs="KFGQPC HAFS Uthmanic Script" w:eastAsia="KFGQPC HAFS Uthmanic Script" w:hAnsi="KFGQPC HAFS Uthmanic Script"/>
+                <w:sz w:val="32"/>
+                <w:szCs w:val="32"/>
+                <w:rtl/>
+              </w:rPr>
+              <w:t xml:space="preserve">ث مقدمة</w:t>
+            </w:r>
+          </w:p>
+        </w:tc>
+        <w:tc>
+          <w:tcPr>
+            <w:tcW w:type="dxa" w:w="8060"/>
+          </w:tcPr>
+          <w:p>
+            <w:r>
+              <w:rPr>
+                <w:b w:val="false"/>
+                <w:bCs w:val="false"/>
+                <w:sz w:val="18"/>
+                <w:szCs w:val="18"/>
+              </w:rPr>
+              <w:t xml:space="preserve">This is the letter thaa. It looks like the same boat. Look — three bubbles on top. Thaa has three dots on top.</w:t>
+            </w:r>
+          </w:p>
+        </w:tc>
+        <w:tc>
+          <w:tcPr>
+            <w:tcW w:type="dxa" w:w="3000"/>
+          </w:tcPr>
+          <w:p>
+            <w:pPr>
+              <w:bidi/>
+              <w:jc w:val="center"/>
+            </w:pPr>
+          </w:p>
+        </w:tc>
+      </w:tr>
+      <w:tr>
+        <w:tc>
+          <w:tcPr>
+            <w:tcW w:type="dxa" w:w="1900"/>
+          </w:tcPr>
+          <w:p>
+            <w:pPr>
+              <w:bidi/>
+              <w:jc w:val="center"/>
+            </w:pPr>
+            <w:r>
+              <w:rPr>
+                <w:rFonts w:ascii="KFGQPC HAFS Uthmanic Script" w:cs="KFGQPC HAFS Uthmanic Script" w:eastAsia="KFGQPC HAFS Uthmanic Script" w:hAnsi="KFGQPC HAFS Uthmanic Script"/>
+                <w:sz w:val="32"/>
+                <w:szCs w:val="32"/>
+                <w:rtl/>
+              </w:rPr>
+              <w:t xml:space="preserve">ث حركات</w:t>
+            </w:r>
+          </w:p>
+        </w:tc>
+        <w:tc>
+          <w:tcPr>
+            <w:tcW w:type="dxa" w:w="8060"/>
+          </w:tcPr>
+          <w:p>
+            <w:r>
+              <w:rPr>
+                <w:b w:val="false"/>
+                <w:bCs w:val="false"/>
+                <w:sz w:val="18"/>
+                <w:szCs w:val="18"/>
+              </w:rPr>
+              <w:t xml:space="preserve">With a fatha it's ثَ. With a damma it's ثُ. With a kasra it's ثِ. And with a sukoon after نَ, it's نَثۡ.</w:t>
+            </w:r>
+          </w:p>
+        </w:tc>
+        <w:tc>
+          <w:tcPr>
+            <w:tcW w:type="dxa" w:w="3000"/>
+          </w:tcPr>
+          <w:p>
+            <w:pPr>
+              <w:bidi/>
+              <w:jc w:val="center"/>
+            </w:pPr>
+            <w:r>
+              <w:rPr>
+                <w:rFonts w:ascii="KFGQPC HAFS Uthmanic Script" w:cs="KFGQPC HAFS Uthmanic Script" w:eastAsia="KFGQPC HAFS Uthmanic Script" w:hAnsi="KFGQPC HAFS Uthmanic Script"/>
+                <w:sz w:val="32"/>
+                <w:szCs w:val="32"/>
+                <w:rtl/>
+              </w:rPr>
+              <w:t xml:space="preserve">ثَ ثُ ثِ نَثۡ</w:t>
+            </w:r>
+          </w:p>
+        </w:tc>
+      </w:tr>
+      <w:tr>
+        <w:tc>
+          <w:tcPr>
+            <w:tcW w:type="dxa" w:w="1900"/>
+          </w:tcPr>
+          <w:p>
+            <w:pPr>
+              <w:bidi/>
+              <w:jc w:val="center"/>
+            </w:pPr>
+            <w:r>
+              <w:rPr>
+                <w:rFonts w:ascii="KFGQPC HAFS Uthmanic Script" w:cs="KFGQPC HAFS Uthmanic Script" w:eastAsia="KFGQPC HAFS Uthmanic Script" w:hAnsi="KFGQPC HAFS Uthmanic Script"/>
+                <w:sz w:val="32"/>
+                <w:szCs w:val="32"/>
+                <w:rtl/>
+              </w:rPr>
+              <w:t xml:space="preserve">ج مقدمة</w:t>
+            </w:r>
+          </w:p>
+        </w:tc>
+        <w:tc>
+          <w:tcPr>
+            <w:tcW w:type="dxa" w:w="8060"/>
+          </w:tcPr>
+          <w:p>
+            <w:r>
+              <w:rPr>
+                <w:b w:val="false"/>
+                <w:bCs w:val="false"/>
+                <w:sz w:val="18"/>
+                <w:szCs w:val="18"/>
+              </w:rPr>
+              <w:t xml:space="preserve">This is the letter jeem. It looks like a crescent moon lying on its back. Look — one bubble inside it. Jeem has one dot under it.</w:t>
+            </w:r>
+          </w:p>
+        </w:tc>
+        <w:tc>
+          <w:tcPr>
+            <w:tcW w:type="dxa" w:w="3000"/>
+          </w:tcPr>
+          <w:p>
+            <w:pPr>
+              <w:bidi/>
+              <w:jc w:val="center"/>
+            </w:pPr>
+          </w:p>
+        </w:tc>
+      </w:tr>
+      <w:tr>
+        <w:tc>
+          <w:tcPr>
+            <w:tcW w:type="dxa" w:w="1900"/>
+          </w:tcPr>
+          <w:p>
+            <w:pPr>
+              <w:bidi/>
+              <w:jc w:val="center"/>
+            </w:pPr>
+            <w:r>
+              <w:rPr>
+                <w:rFonts w:ascii="KFGQPC HAFS Uthmanic Script" w:cs="KFGQPC HAFS Uthmanic Script" w:eastAsia="KFGQPC HAFS Uthmanic Script" w:hAnsi="KFGQPC HAFS Uthmanic Script"/>
+                <w:sz w:val="32"/>
+                <w:szCs w:val="32"/>
+                <w:rtl/>
+              </w:rPr>
+              <w:t xml:space="preserve">ج حركات</w:t>
+            </w:r>
+          </w:p>
+        </w:tc>
+        <w:tc>
+          <w:tcPr>
+            <w:tcW w:type="dxa" w:w="8060"/>
+          </w:tcPr>
+          <w:p>
+            <w:r>
+              <w:rPr>
+                <w:b w:val="false"/>
+                <w:bCs w:val="false"/>
+                <w:sz w:val="18"/>
+                <w:szCs w:val="18"/>
+              </w:rPr>
+              <w:t xml:space="preserve">With a fatha it's جَ. With a damma it's جُ. With a kasra it's جِ. And with a sukoon after نَ, it's نَجۡ.</w:t>
+            </w:r>
+          </w:p>
+        </w:tc>
+        <w:tc>
+          <w:tcPr>
+            <w:tcW w:type="dxa" w:w="3000"/>
+          </w:tcPr>
+          <w:p>
+            <w:pPr>
+              <w:bidi/>
+              <w:jc w:val="center"/>
+            </w:pPr>
+            <w:r>
+              <w:rPr>
+                <w:rFonts w:ascii="KFGQPC HAFS Uthmanic Script" w:cs="KFGQPC HAFS Uthmanic Script" w:eastAsia="KFGQPC HAFS Uthmanic Script" w:hAnsi="KFGQPC HAFS Uthmanic Script"/>
+                <w:sz w:val="32"/>
+                <w:szCs w:val="32"/>
+                <w:rtl/>
+              </w:rPr>
+              <w:t xml:space="preserve">جَ جُ جِ نَجۡ</w:t>
+            </w:r>
+          </w:p>
+        </w:tc>
+      </w:tr>
+      <w:tr>
+        <w:tc>
+          <w:tcPr>
+            <w:tcW w:type="dxa" w:w="1900"/>
+          </w:tcPr>
+          <w:p>
+            <w:pPr>
+              <w:bidi/>
+              <w:jc w:val="center"/>
+            </w:pPr>
+            <w:r>
+              <w:rPr>
+                <w:rFonts w:ascii="KFGQPC HAFS Uthmanic Script" w:cs="KFGQPC HAFS Uthmanic Script" w:eastAsia="KFGQPC HAFS Uthmanic Script" w:hAnsi="KFGQPC HAFS Uthmanic Script"/>
+                <w:sz w:val="32"/>
+                <w:szCs w:val="32"/>
+                <w:rtl/>
+              </w:rPr>
+              <w:t xml:space="preserve">ح مقدمة</w:t>
+            </w:r>
+          </w:p>
+        </w:tc>
+        <w:tc>
+          <w:tcPr>
+            <w:tcW w:type="dxa" w:w="8060"/>
+          </w:tcPr>
+          <w:p>
+            <w:r>
+              <w:rPr>
+                <w:b w:val="false"/>
+                <w:bCs w:val="false"/>
+                <w:sz w:val="18"/>
+                <w:szCs w:val="18"/>
+              </w:rPr>
+              <w:t xml:space="preserve">This is the letter ḥaa. It looks like the same crescent moon. Look — no bubbles at all. Ḥaa has no dots.</w:t>
+            </w:r>
+          </w:p>
+        </w:tc>
+        <w:tc>
+          <w:tcPr>
+            <w:tcW w:type="dxa" w:w="3000"/>
+          </w:tcPr>
+          <w:p>
+            <w:pPr>
+              <w:bidi/>
+              <w:jc w:val="center"/>
+            </w:pPr>
+          </w:p>
+        </w:tc>
+      </w:tr>
+      <w:tr>
+        <w:tc>
+          <w:tcPr>
+            <w:tcW w:type="dxa" w:w="1900"/>
+          </w:tcPr>
+          <w:p>
+            <w:pPr>
+              <w:bidi/>
+              <w:jc w:val="center"/>
+            </w:pPr>
+            <w:r>
+              <w:rPr>
+                <w:rFonts w:ascii="KFGQPC HAFS Uthmanic Script" w:cs="KFGQPC HAFS Uthmanic Script" w:eastAsia="KFGQPC HAFS Uthmanic Script" w:hAnsi="KFGQPC HAFS Uthmanic Script"/>
+                <w:sz w:val="32"/>
+                <w:szCs w:val="32"/>
+                <w:rtl/>
+              </w:rPr>
+              <w:t xml:space="preserve">ح حركات</w:t>
+            </w:r>
+          </w:p>
+        </w:tc>
+        <w:tc>
+          <w:tcPr>
+            <w:tcW w:type="dxa" w:w="8060"/>
+          </w:tcPr>
+          <w:p>
+            <w:r>
+              <w:rPr>
+                <w:b w:val="false"/>
+                <w:bCs w:val="false"/>
+                <w:sz w:val="18"/>
+                <w:szCs w:val="18"/>
+              </w:rPr>
+              <w:t xml:space="preserve">With a fatha it's حَ. With a damma it's حُ. With a kasra it's حِ. And with a sukoon after نَ, it's نَحۡ.</w:t>
+            </w:r>
+          </w:p>
+        </w:tc>
+        <w:tc>
+          <w:tcPr>
+            <w:tcW w:type="dxa" w:w="3000"/>
+          </w:tcPr>
+          <w:p>
+            <w:pPr>
+              <w:bidi/>
+              <w:jc w:val="center"/>
+            </w:pPr>
+            <w:r>
+              <w:rPr>
+                <w:rFonts w:ascii="KFGQPC HAFS Uthmanic Script" w:cs="KFGQPC HAFS Uthmanic Script" w:eastAsia="KFGQPC HAFS Uthmanic Script" w:hAnsi="KFGQPC HAFS Uthmanic Script"/>
+                <w:sz w:val="32"/>
+                <w:szCs w:val="32"/>
+                <w:rtl/>
+              </w:rPr>
+              <w:t xml:space="preserve">حَ حُ حِ نَحۡ</w:t>
+            </w:r>
+          </w:p>
+        </w:tc>
+      </w:tr>
+      <w:tr>
+        <w:tc>
+          <w:tcPr>
+            <w:tcW w:type="dxa" w:w="1900"/>
+          </w:tcPr>
+          <w:p>
+            <w:pPr>
+              <w:bidi/>
+              <w:jc w:val="center"/>
+            </w:pPr>
+            <w:r>
+              <w:rPr>
+                <w:rFonts w:ascii="KFGQPC HAFS Uthmanic Script" w:cs="KFGQPC HAFS Uthmanic Script" w:eastAsia="KFGQPC HAFS Uthmanic Script" w:hAnsi="KFGQPC HAFS Uthmanic Script"/>
+                <w:sz w:val="32"/>
+                <w:szCs w:val="32"/>
+                <w:rtl/>
+              </w:rPr>
+              <w:t xml:space="preserve">خ مقدمة</w:t>
+            </w:r>
+          </w:p>
+        </w:tc>
+        <w:tc>
+          <w:tcPr>
+            <w:tcW w:type="dxa" w:w="8060"/>
+          </w:tcPr>
+          <w:p>
+            <w:r>
+              <w:rPr>
+                <w:b w:val="false"/>
+                <w:bCs w:val="false"/>
+                <w:sz w:val="18"/>
+                <w:szCs w:val="18"/>
+              </w:rPr>
+              <w:t xml:space="preserve">This is the letter khaa. It looks like the same crescent moon. Look — one bubble on top. Khaa has one dot on top.</w:t>
+            </w:r>
+          </w:p>
+        </w:tc>
+        <w:tc>
+          <w:tcPr>
+            <w:tcW w:type="dxa" w:w="3000"/>
+          </w:tcPr>
+          <w:p>
+            <w:pPr>
+              <w:bidi/>
+              <w:jc w:val="center"/>
+            </w:pPr>
+          </w:p>
+        </w:tc>
+      </w:tr>
+      <w:tr>
+        <w:tc>
+          <w:tcPr>
+            <w:tcW w:type="dxa" w:w="1900"/>
+          </w:tcPr>
+          <w:p>
+            <w:pPr>
+              <w:bidi/>
+              <w:jc w:val="center"/>
+            </w:pPr>
+            <w:r>
+              <w:rPr>
+                <w:rFonts w:ascii="KFGQPC HAFS Uthmanic Script" w:cs="KFGQPC HAFS Uthmanic Script" w:eastAsia="KFGQPC HAFS Uthmanic Script" w:hAnsi="KFGQPC HAFS Uthmanic Script"/>
+                <w:sz w:val="32"/>
+                <w:szCs w:val="32"/>
+                <w:rtl/>
+              </w:rPr>
+              <w:t xml:space="preserve">خ حركات</w:t>
+            </w:r>
+          </w:p>
+        </w:tc>
+        <w:tc>
+          <w:tcPr>
+            <w:tcW w:type="dxa" w:w="8060"/>
+          </w:tcPr>
+          <w:p>
+            <w:r>
+              <w:rPr>
+                <w:b w:val="false"/>
+                <w:bCs w:val="false"/>
+                <w:sz w:val="18"/>
+                <w:szCs w:val="18"/>
+              </w:rPr>
+              <w:t xml:space="preserve">With a fatha it's خَ. With a damma it's خُ. With a kasra it's خِ. And with a sukoon after نَ, it's نَخۡ.</w:t>
+            </w:r>
+          </w:p>
+        </w:tc>
+        <w:tc>
+          <w:tcPr>
+            <w:tcW w:type="dxa" w:w="3000"/>
+          </w:tcPr>
+          <w:p>
+            <w:pPr>
+              <w:bidi/>
+              <w:jc w:val="center"/>
+            </w:pPr>
+            <w:r>
+              <w:rPr>
+                <w:rFonts w:ascii="KFGQPC HAFS Uthmanic Script" w:cs="KFGQPC HAFS Uthmanic Script" w:eastAsia="KFGQPC HAFS Uthmanic Script" w:hAnsi="KFGQPC HAFS Uthmanic Script"/>
+                <w:sz w:val="32"/>
+                <w:szCs w:val="32"/>
+                <w:rtl/>
+              </w:rPr>
+              <w:t xml:space="preserve">خَ خُ خِ نَخۡ</w:t>
+            </w:r>
+          </w:p>
+        </w:tc>
+      </w:tr>
+      <w:tr>
+        <w:tc>
+          <w:tcPr>
+            <w:tcW w:type="dxa" w:w="1900"/>
+          </w:tcPr>
+          <w:p>
+            <w:pPr>
+              <w:bidi/>
+              <w:jc w:val="center"/>
+            </w:pPr>
+            <w:r>
+              <w:rPr>
+                <w:rFonts w:ascii="KFGQPC HAFS Uthmanic Script" w:cs="KFGQPC HAFS Uthmanic Script" w:eastAsia="KFGQPC HAFS Uthmanic Script" w:hAnsi="KFGQPC HAFS Uthmanic Script"/>
+                <w:sz w:val="32"/>
+                <w:szCs w:val="32"/>
+                <w:rtl/>
+              </w:rPr>
+              <w:t xml:space="preserve">د مقدمة</w:t>
+            </w:r>
+          </w:p>
+        </w:tc>
+        <w:tc>
+          <w:tcPr>
+            <w:tcW w:type="dxa" w:w="8060"/>
+          </w:tcPr>
+          <w:p>
+            <w:r>
+              <w:rPr>
+                <w:b w:val="false"/>
+                <w:bCs w:val="false"/>
+                <w:sz w:val="18"/>
+                <w:szCs w:val="18"/>
+              </w:rPr>
+              <w:t xml:space="preserve">This is the letter daal. It looks like a fishing hook hanging high on its line. Look — no bubbles at all. Daal has no dots.</w:t>
+            </w:r>
+          </w:p>
+        </w:tc>
+        <w:tc>
+          <w:tcPr>
+            <w:tcW w:type="dxa" w:w="3000"/>
+          </w:tcPr>
+          <w:p>
+            <w:pPr>
+              <w:bidi/>
+              <w:jc w:val="center"/>
+            </w:pPr>
+          </w:p>
+        </w:tc>
+      </w:tr>
+      <w:tr>
+        <w:tc>
+          <w:tcPr>
+            <w:tcW w:type="dxa" w:w="1900"/>
+          </w:tcPr>
+          <w:p>
+            <w:pPr>
+              <w:bidi/>
+              <w:jc w:val="center"/>
+            </w:pPr>
+            <w:r>
+              <w:rPr>
+                <w:rFonts w:ascii="KFGQPC HAFS Uthmanic Script" w:cs="KFGQPC HAFS Uthmanic Script" w:eastAsia="KFGQPC HAFS Uthmanic Script" w:hAnsi="KFGQPC HAFS Uthmanic Script"/>
+                <w:sz w:val="32"/>
+                <w:szCs w:val="32"/>
+                <w:rtl/>
+              </w:rPr>
+              <w:t xml:space="preserve">د حركات</w:t>
+            </w:r>
+          </w:p>
+        </w:tc>
+        <w:tc>
+          <w:tcPr>
+            <w:tcW w:type="dxa" w:w="8060"/>
+          </w:tcPr>
+          <w:p>
+            <w:r>
+              <w:rPr>
+                <w:b w:val="false"/>
+                <w:bCs w:val="false"/>
+                <w:sz w:val="18"/>
+                <w:szCs w:val="18"/>
+              </w:rPr>
+              <w:t xml:space="preserve">With a fatha it's دَ. With a damma it's دُ. With a kasra it's دِ. And with a sukoon after نَ, it's نَدۡ.</w:t>
+            </w:r>
+          </w:p>
+        </w:tc>
+        <w:tc>
+          <w:tcPr>
+            <w:tcW w:type="dxa" w:w="3000"/>
+          </w:tcPr>
+          <w:p>
+            <w:pPr>
+              <w:bidi/>
+              <w:jc w:val="center"/>
+            </w:pPr>
+            <w:r>
+              <w:rPr>
+                <w:rFonts w:ascii="KFGQPC HAFS Uthmanic Script" w:cs="KFGQPC HAFS Uthmanic Script" w:eastAsia="KFGQPC HAFS Uthmanic Script" w:hAnsi="KFGQPC HAFS Uthmanic Script"/>
+                <w:sz w:val="32"/>
+                <w:szCs w:val="32"/>
+                <w:rtl/>
+              </w:rPr>
+              <w:t xml:space="preserve">دَ دُ دِ نَدۡ</w:t>
+            </w:r>
+          </w:p>
+        </w:tc>
+      </w:tr>
+      <w:tr>
+        <w:tc>
+          <w:tcPr>
+            <w:tcW w:type="dxa" w:w="1900"/>
+          </w:tcPr>
+          <w:p>
+            <w:pPr>
+              <w:bidi/>
+              <w:jc w:val="center"/>
+            </w:pPr>
+            <w:r>
+              <w:rPr>
+                <w:rFonts w:ascii="KFGQPC HAFS Uthmanic Script" w:cs="KFGQPC HAFS Uthmanic Script" w:eastAsia="KFGQPC HAFS Uthmanic Script" w:hAnsi="KFGQPC HAFS Uthmanic Script"/>
+                <w:sz w:val="32"/>
+                <w:szCs w:val="32"/>
+                <w:rtl/>
+              </w:rPr>
+              <w:t xml:space="preserve">ذ مقدمة</w:t>
+            </w:r>
+          </w:p>
+        </w:tc>
+        <w:tc>
+          <w:tcPr>
+            <w:tcW w:type="dxa" w:w="8060"/>
+          </w:tcPr>
+          <w:p>
+            <w:r>
+              <w:rPr>
+                <w:b w:val="false"/>
+                <w:bCs w:val="false"/>
+                <w:sz w:val="18"/>
+                <w:szCs w:val="18"/>
+              </w:rPr>
+              <w:t xml:space="preserve">This is the letter dhaal. It looks like the same hanging hook. Look — one bubble on top. Dhaal has one dot on top.</w:t>
+            </w:r>
+          </w:p>
+        </w:tc>
+        <w:tc>
+          <w:tcPr>
+            <w:tcW w:type="dxa" w:w="3000"/>
+          </w:tcPr>
+          <w:p>
+            <w:pPr>
+              <w:bidi/>
+              <w:jc w:val="center"/>
+            </w:pPr>
+          </w:p>
+        </w:tc>
+      </w:tr>
+      <w:tr>
+        <w:tc>
+          <w:tcPr>
+            <w:tcW w:type="dxa" w:w="1900"/>
+          </w:tcPr>
+          <w:p>
+            <w:pPr>
+              <w:bidi/>
+              <w:jc w:val="center"/>
+            </w:pPr>
+            <w:r>
+              <w:rPr>
+                <w:rFonts w:ascii="KFGQPC HAFS Uthmanic Script" w:cs="KFGQPC HAFS Uthmanic Script" w:eastAsia="KFGQPC HAFS Uthmanic Script" w:hAnsi="KFGQPC HAFS Uthmanic Script"/>
+                <w:sz w:val="32"/>
+                <w:szCs w:val="32"/>
+                <w:rtl/>
+              </w:rPr>
+              <w:t xml:space="preserve">ذ حركات</w:t>
+            </w:r>
+          </w:p>
+        </w:tc>
+        <w:tc>
+          <w:tcPr>
+            <w:tcW w:type="dxa" w:w="8060"/>
+          </w:tcPr>
+          <w:p>
+            <w:r>
+              <w:rPr>
+                <w:b w:val="false"/>
+                <w:bCs w:val="false"/>
+                <w:sz w:val="18"/>
+                <w:szCs w:val="18"/>
+              </w:rPr>
+              <w:t xml:space="preserve">With a fatha it's ذَ. With a damma it's ذُ. With a kasra it's ذِ. And with a sukoon after نَ, it's نَذۡ.</w:t>
+            </w:r>
+          </w:p>
+        </w:tc>
+        <w:tc>
+          <w:tcPr>
+            <w:tcW w:type="dxa" w:w="3000"/>
+          </w:tcPr>
+          <w:p>
+            <w:pPr>
+              <w:bidi/>
+              <w:jc w:val="center"/>
+            </w:pPr>
+            <w:r>
+              <w:rPr>
+                <w:rFonts w:ascii="KFGQPC HAFS Uthmanic Script" w:cs="KFGQPC HAFS Uthmanic Script" w:eastAsia="KFGQPC HAFS Uthmanic Script" w:hAnsi="KFGQPC HAFS Uthmanic Script"/>
+                <w:sz w:val="32"/>
+                <w:szCs w:val="32"/>
+                <w:rtl/>
+              </w:rPr>
+              <w:t xml:space="preserve">ذَ ذُ ذِ نَذۡ</w:t>
+            </w:r>
+          </w:p>
+        </w:tc>
+      </w:tr>
+      <w:tr>
+        <w:tc>
+          <w:tcPr>
+            <w:tcW w:type="dxa" w:w="1900"/>
+          </w:tcPr>
+          <w:p>
+            <w:pPr>
+              <w:bidi/>
+              <w:jc w:val="center"/>
+            </w:pPr>
+            <w:r>
+              <w:rPr>
+                <w:rFonts w:ascii="KFGQPC HAFS Uthmanic Script" w:cs="KFGQPC HAFS Uthmanic Script" w:eastAsia="KFGQPC HAFS Uthmanic Script" w:hAnsi="KFGQPC HAFS Uthmanic Script"/>
+                <w:sz w:val="32"/>
+                <w:szCs w:val="32"/>
+                <w:rtl/>
+              </w:rPr>
+              <w:t xml:space="preserve">ر مقدمة</w:t>
+            </w:r>
+          </w:p>
+        </w:tc>
+        <w:tc>
+          <w:tcPr>
+            <w:tcW w:type="dxa" w:w="8060"/>
+          </w:tcPr>
+          <w:p>
+            <w:r>
+              <w:rPr>
+                <w:b w:val="false"/>
+                <w:bCs w:val="false"/>
+                <w:sz w:val="18"/>
+                <w:szCs w:val="18"/>
+              </w:rPr>
+              <w:t xml:space="preserve">This is the letter raa. It looks like a fishing hook lying down on the sand. Look — no bubbles at all. Raa has no dots.</w:t>
+            </w:r>
+          </w:p>
+        </w:tc>
+        <w:tc>
+          <w:tcPr>
+            <w:tcW w:type="dxa" w:w="3000"/>
+          </w:tcPr>
+          <w:p>
+            <w:pPr>
+              <w:bidi/>
+              <w:jc w:val="center"/>
+            </w:pPr>
+          </w:p>
+        </w:tc>
+      </w:tr>
+      <w:tr>
+        <w:tc>
+          <w:tcPr>
+            <w:tcW w:type="dxa" w:w="1900"/>
+          </w:tcPr>
+          <w:p>
+            <w:pPr>
+              <w:bidi/>
+              <w:jc w:val="center"/>
+            </w:pPr>
+            <w:r>
+              <w:rPr>
+                <w:rFonts w:ascii="KFGQPC HAFS Uthmanic Script" w:cs="KFGQPC HAFS Uthmanic Script" w:eastAsia="KFGQPC HAFS Uthmanic Script" w:hAnsi="KFGQPC HAFS Uthmanic Script"/>
+                <w:sz w:val="32"/>
+                <w:szCs w:val="32"/>
+                <w:rtl/>
+              </w:rPr>
+              <w:t xml:space="preserve">ر حركات</w:t>
+            </w:r>
+          </w:p>
+        </w:tc>
+        <w:tc>
+          <w:tcPr>
+            <w:tcW w:type="dxa" w:w="8060"/>
+          </w:tcPr>
+          <w:p>
+            <w:r>
+              <w:rPr>
+                <w:b w:val="false"/>
+                <w:bCs w:val="false"/>
+                <w:sz w:val="18"/>
+                <w:szCs w:val="18"/>
+              </w:rPr>
+              <w:t xml:space="preserve">With a fatha it's رَ. With a damma it's رُ. With a kasra it's رِ. And with a sukoon after نَ, it's نَرۡ.</w:t>
+            </w:r>
+          </w:p>
+        </w:tc>
+        <w:tc>
+          <w:tcPr>
+            <w:tcW w:type="dxa" w:w="3000"/>
+          </w:tcPr>
+          <w:p>
+            <w:pPr>
+              <w:bidi/>
+              <w:jc w:val="center"/>
+            </w:pPr>
+            <w:r>
+              <w:rPr>
+                <w:rFonts w:ascii="KFGQPC HAFS Uthmanic Script" w:cs="KFGQPC HAFS Uthmanic Script" w:eastAsia="KFGQPC HAFS Uthmanic Script" w:hAnsi="KFGQPC HAFS Uthmanic Script"/>
+                <w:sz w:val="32"/>
+                <w:szCs w:val="32"/>
+                <w:rtl/>
+              </w:rPr>
+              <w:t xml:space="preserve">رَ رُ رِ نَرۡ</w:t>
+            </w:r>
+          </w:p>
+        </w:tc>
+      </w:tr>
+      <w:tr>
+        <w:tc>
+          <w:tcPr>
+            <w:tcW w:type="dxa" w:w="1900"/>
+          </w:tcPr>
+          <w:p>
+            <w:pPr>
+              <w:bidi/>
+              <w:jc w:val="center"/>
+            </w:pPr>
+            <w:r>
+              <w:rPr>
+                <w:rFonts w:ascii="KFGQPC HAFS Uthmanic Script" w:cs="KFGQPC HAFS Uthmanic Script" w:eastAsia="KFGQPC HAFS Uthmanic Script" w:hAnsi="KFGQPC HAFS Uthmanic Script"/>
+                <w:sz w:val="32"/>
+                <w:szCs w:val="32"/>
+                <w:rtl/>
+              </w:rPr>
+              <w:t xml:space="preserve">ز مقدمة</w:t>
+            </w:r>
+          </w:p>
+        </w:tc>
+        <w:tc>
+          <w:tcPr>
+            <w:tcW w:type="dxa" w:w="8060"/>
+          </w:tcPr>
+          <w:p>
+            <w:r>
+              <w:rPr>
+                <w:b w:val="false"/>
+                <w:bCs w:val="false"/>
+                <w:sz w:val="18"/>
+                <w:szCs w:val="18"/>
+              </w:rPr>
+              <w:t xml:space="preserve">This is the letter zaay. It looks like the same hook on the sand. Look — one bubble on top. Zaay has one dot on top.</w:t>
+            </w:r>
+          </w:p>
+        </w:tc>
+        <w:tc>
+          <w:tcPr>
+            <w:tcW w:type="dxa" w:w="3000"/>
+          </w:tcPr>
+          <w:p>
+            <w:pPr>
+              <w:bidi/>
+              <w:jc w:val="center"/>
+            </w:pPr>
+          </w:p>
+        </w:tc>
+      </w:tr>
+      <w:tr>
+        <w:tc>
+          <w:tcPr>
+            <w:tcW w:type="dxa" w:w="1900"/>
+          </w:tcPr>
+          <w:p>
+            <w:pPr>
+              <w:bidi/>
+              <w:jc w:val="center"/>
+            </w:pPr>
+            <w:r>
+              <w:rPr>
+                <w:rFonts w:ascii="KFGQPC HAFS Uthmanic Script" w:cs="KFGQPC HAFS Uthmanic Script" w:eastAsia="KFGQPC HAFS Uthmanic Script" w:hAnsi="KFGQPC HAFS Uthmanic Script"/>
+                <w:sz w:val="32"/>
+                <w:szCs w:val="32"/>
+                <w:rtl/>
+              </w:rPr>
+              <w:t xml:space="preserve">ز حركات</w:t>
+            </w:r>
+          </w:p>
+        </w:tc>
+        <w:tc>
+          <w:tcPr>
+            <w:tcW w:type="dxa" w:w="8060"/>
+          </w:tcPr>
+          <w:p>
+            <w:r>
+              <w:rPr>
+                <w:b w:val="false"/>
+                <w:bCs w:val="false"/>
+                <w:sz w:val="18"/>
+                <w:szCs w:val="18"/>
+              </w:rPr>
+              <w:t xml:space="preserve">With a fatha it's زَ. With a damma it's زُ. With a kasra it's زِ. And with a sukoon after نَ, it's نَزۡ.</w:t>
+            </w:r>
+          </w:p>
+        </w:tc>
+        <w:tc>
+          <w:tcPr>
+            <w:tcW w:type="dxa" w:w="3000"/>
+          </w:tcPr>
+          <w:p>
+            <w:pPr>
+              <w:bidi/>
+              <w:jc w:val="center"/>
+            </w:pPr>
+            <w:r>
+              <w:rPr>
+                <w:rFonts w:ascii="KFGQPC HAFS Uthmanic Script" w:cs="KFGQPC HAFS Uthmanic Script" w:eastAsia="KFGQPC HAFS Uthmanic Script" w:hAnsi="KFGQPC HAFS Uthmanic Script"/>
+                <w:sz w:val="32"/>
+                <w:szCs w:val="32"/>
+                <w:rtl/>
+              </w:rPr>
+              <w:t xml:space="preserve">زَ زُ زِ نَزۡ</w:t>
+            </w:r>
+          </w:p>
+        </w:tc>
+      </w:tr>
+      <w:tr>
+        <w:tc>
+          <w:tcPr>
+            <w:tcW w:type="dxa" w:w="1900"/>
+          </w:tcPr>
+          <w:p>
+            <w:pPr>
+              <w:bidi/>
+              <w:jc w:val="center"/>
+            </w:pPr>
+            <w:r>
+              <w:rPr>
+                <w:rFonts w:ascii="KFGQPC HAFS Uthmanic Script" w:cs="KFGQPC HAFS Uthmanic Script" w:eastAsia="KFGQPC HAFS Uthmanic Script" w:hAnsi="KFGQPC HAFS Uthmanic Script"/>
+                <w:sz w:val="32"/>
+                <w:szCs w:val="32"/>
+                <w:rtl/>
+              </w:rPr>
+              <w:t xml:space="preserve">س مقدمة</w:t>
+            </w:r>
+          </w:p>
+        </w:tc>
+        <w:tc>
+          <w:tcPr>
+            <w:tcW w:type="dxa" w:w="8060"/>
+          </w:tcPr>
+          <w:p>
+            <w:r>
+              <w:rPr>
+                <w:b w:val="false"/>
+                <w:bCs w:val="false"/>
+                <w:sz w:val="18"/>
+                <w:szCs w:val="18"/>
+              </w:rPr>
+              <w:t xml:space="preserve">This is the letter seen. It looks like a sea snake with three humps. Look — no bubbles at all. Seen has no dots.</w:t>
+            </w:r>
+          </w:p>
+        </w:tc>
+        <w:tc>
+          <w:tcPr>
+            <w:tcW w:type="dxa" w:w="3000"/>
+          </w:tcPr>
+          <w:p>
+            <w:pPr>
+              <w:bidi/>
+              <w:jc w:val="center"/>
+            </w:pPr>
+          </w:p>
+        </w:tc>
+      </w:tr>
+      <w:tr>
+        <w:tc>
+          <w:tcPr>
+            <w:tcW w:type="dxa" w:w="1900"/>
+          </w:tcPr>
+          <w:p>
+            <w:pPr>
+              <w:bidi/>
+              <w:jc w:val="center"/>
+            </w:pPr>
+            <w:r>
+              <w:rPr>
+                <w:rFonts w:ascii="KFGQPC HAFS Uthmanic Script" w:cs="KFGQPC HAFS Uthmanic Script" w:eastAsia="KFGQPC HAFS Uthmanic Script" w:hAnsi="KFGQPC HAFS Uthmanic Script"/>
+                <w:sz w:val="32"/>
+                <w:szCs w:val="32"/>
+                <w:rtl/>
+              </w:rPr>
+              <w:t xml:space="preserve">س حركات</w:t>
+            </w:r>
+          </w:p>
+        </w:tc>
+        <w:tc>
+          <w:tcPr>
+            <w:tcW w:type="dxa" w:w="8060"/>
+          </w:tcPr>
+          <w:p>
+            <w:r>
+              <w:rPr>
+                <w:b w:val="false"/>
+                <w:bCs w:val="false"/>
+                <w:sz w:val="18"/>
+                <w:szCs w:val="18"/>
+              </w:rPr>
+              <w:t xml:space="preserve">With a fatha it's سَ. With a damma it's سُ. With a kasra it's سِ. And with a sukoon after نَ, it's نَسۡ.</w:t>
+            </w:r>
+          </w:p>
+        </w:tc>
+        <w:tc>
+          <w:tcPr>
+            <w:tcW w:type="dxa" w:w="3000"/>
+          </w:tcPr>
+          <w:p>
+            <w:pPr>
+              <w:bidi/>
+              <w:jc w:val="center"/>
+            </w:pPr>
+            <w:r>
+              <w:rPr>
+                <w:rFonts w:ascii="KFGQPC HAFS Uthmanic Script" w:cs="KFGQPC HAFS Uthmanic Script" w:eastAsia="KFGQPC HAFS Uthmanic Script" w:hAnsi="KFGQPC HAFS Uthmanic Script"/>
+                <w:sz w:val="32"/>
+                <w:szCs w:val="32"/>
+                <w:rtl/>
+              </w:rPr>
+              <w:t xml:space="preserve">سَ سُ سِ نَسۡ</w:t>
+            </w:r>
+          </w:p>
+        </w:tc>
+      </w:tr>
+      <w:tr>
+        <w:tc>
+          <w:tcPr>
+            <w:tcW w:type="dxa" w:w="1900"/>
+          </w:tcPr>
+          <w:p>
+            <w:pPr>
+              <w:bidi/>
+              <w:jc w:val="center"/>
+            </w:pPr>
+            <w:r>
+              <w:rPr>
+                <w:rFonts w:ascii="KFGQPC HAFS Uthmanic Script" w:cs="KFGQPC HAFS Uthmanic Script" w:eastAsia="KFGQPC HAFS Uthmanic Script" w:hAnsi="KFGQPC HAFS Uthmanic Script"/>
+                <w:sz w:val="32"/>
+                <w:szCs w:val="32"/>
+                <w:rtl/>
+              </w:rPr>
+              <w:t xml:space="preserve">ش مقدمة</w:t>
+            </w:r>
+          </w:p>
+        </w:tc>
+        <w:tc>
+          <w:tcPr>
+            <w:tcW w:type="dxa" w:w="8060"/>
+          </w:tcPr>
+          <w:p>
+            <w:r>
+              <w:rPr>
+                <w:b w:val="false"/>
+                <w:bCs w:val="false"/>
+                <w:sz w:val="18"/>
+                <w:szCs w:val="18"/>
+              </w:rPr>
+              <w:t xml:space="preserve">This is the letter sheen. It looks like the same snake. Look — three bubbles on top. Sheen has three dots on top.</w:t>
+            </w:r>
+          </w:p>
+        </w:tc>
+        <w:tc>
+          <w:tcPr>
+            <w:tcW w:type="dxa" w:w="3000"/>
+          </w:tcPr>
+          <w:p>
+            <w:pPr>
+              <w:bidi/>
+              <w:jc w:val="center"/>
+            </w:pPr>
+          </w:p>
+        </w:tc>
+      </w:tr>
+      <w:tr>
+        <w:tc>
+          <w:tcPr>
+            <w:tcW w:type="dxa" w:w="1900"/>
+          </w:tcPr>
+          <w:p>
+            <w:pPr>
+              <w:bidi/>
+              <w:jc w:val="center"/>
+            </w:pPr>
+            <w:r>
+              <w:rPr>
+                <w:rFonts w:ascii="KFGQPC HAFS Uthmanic Script" w:cs="KFGQPC HAFS Uthmanic Script" w:eastAsia="KFGQPC HAFS Uthmanic Script" w:hAnsi="KFGQPC HAFS Uthmanic Script"/>
+                <w:sz w:val="32"/>
+                <w:szCs w:val="32"/>
+                <w:rtl/>
+              </w:rPr>
+              <w:t xml:space="preserve">ش حركات</w:t>
+            </w:r>
+          </w:p>
+        </w:tc>
+        <w:tc>
+          <w:tcPr>
+            <w:tcW w:type="dxa" w:w="8060"/>
+          </w:tcPr>
+          <w:p>
+            <w:r>
+              <w:rPr>
+                <w:b w:val="false"/>
+                <w:bCs w:val="false"/>
+                <w:sz w:val="18"/>
+                <w:szCs w:val="18"/>
+              </w:rPr>
+              <w:t xml:space="preserve">With a fatha it's شَ. With a damma it's شُ. With a kasra it's شِ. And with a sukoon after نَ, it's نَشۡ.</w:t>
+            </w:r>
+          </w:p>
+        </w:tc>
+        <w:tc>
+          <w:tcPr>
+            <w:tcW w:type="dxa" w:w="3000"/>
+          </w:tcPr>
+          <w:p>
+            <w:pPr>
+              <w:bidi/>
+              <w:jc w:val="center"/>
+            </w:pPr>
+            <w:r>
+              <w:rPr>
+                <w:rFonts w:ascii="KFGQPC HAFS Uthmanic Script" w:cs="KFGQPC HAFS Uthmanic Script" w:eastAsia="KFGQPC HAFS Uthmanic Script" w:hAnsi="KFGQPC HAFS Uthmanic Script"/>
+                <w:sz w:val="32"/>
+                <w:szCs w:val="32"/>
+                <w:rtl/>
+              </w:rPr>
+              <w:t xml:space="preserve">شَ شُ شِ نَشۡ</w:t>
+            </w:r>
+          </w:p>
+        </w:tc>
+      </w:tr>
+      <w:tr>
+        <w:tc>
+          <w:tcPr>
+            <w:tcW w:type="dxa" w:w="1900"/>
+          </w:tcPr>
+          <w:p>
+            <w:pPr>
+              <w:bidi/>
+              <w:jc w:val="center"/>
+            </w:pPr>
+            <w:r>
+              <w:rPr>
+                <w:rFonts w:ascii="KFGQPC HAFS Uthmanic Script" w:cs="KFGQPC HAFS Uthmanic Script" w:eastAsia="KFGQPC HAFS Uthmanic Script" w:hAnsi="KFGQPC HAFS Uthmanic Script"/>
+                <w:sz w:val="32"/>
+                <w:szCs w:val="32"/>
+                <w:rtl/>
+              </w:rPr>
+              <w:t xml:space="preserve">ص مقدمة</w:t>
+            </w:r>
+          </w:p>
+        </w:tc>
+        <w:tc>
+          <w:tcPr>
+            <w:tcW w:type="dxa" w:w="8060"/>
+          </w:tcPr>
+          <w:p>
+            <w:r>
+              <w:rPr>
+                <w:b w:val="false"/>
+                <w:bCs w:val="false"/>
+                <w:sz w:val="18"/>
+                <w:szCs w:val="18"/>
+              </w:rPr>
+              <w:t xml:space="preserve">This is the letter ṣaad. It looks like a whale with a long flat tail. Look — no bubbles at all. Ṣaad has no dots.</w:t>
+            </w:r>
+          </w:p>
+        </w:tc>
+        <w:tc>
+          <w:tcPr>
+            <w:tcW w:type="dxa" w:w="3000"/>
+          </w:tcPr>
+          <w:p>
+            <w:pPr>
+              <w:bidi/>
+              <w:jc w:val="center"/>
+            </w:pPr>
+          </w:p>
+        </w:tc>
+      </w:tr>
+      <w:tr>
+        <w:tc>
+          <w:tcPr>
+            <w:tcW w:type="dxa" w:w="1900"/>
+          </w:tcPr>
+          <w:p>
+            <w:pPr>
+              <w:bidi/>
+              <w:jc w:val="center"/>
+            </w:pPr>
+            <w:r>
+              <w:rPr>
+                <w:rFonts w:ascii="KFGQPC HAFS Uthmanic Script" w:cs="KFGQPC HAFS Uthmanic Script" w:eastAsia="KFGQPC HAFS Uthmanic Script" w:hAnsi="KFGQPC HAFS Uthmanic Script"/>
+                <w:sz w:val="32"/>
+                <w:szCs w:val="32"/>
+                <w:rtl/>
+              </w:rPr>
+              <w:t xml:space="preserve">ص حركات</w:t>
+            </w:r>
+          </w:p>
+        </w:tc>
+        <w:tc>
+          <w:tcPr>
+            <w:tcW w:type="dxa" w:w="8060"/>
+          </w:tcPr>
+          <w:p>
+            <w:r>
+              <w:rPr>
+                <w:b w:val="false"/>
+                <w:bCs w:val="false"/>
+                <w:sz w:val="18"/>
+                <w:szCs w:val="18"/>
+              </w:rPr>
+              <w:t xml:space="preserve">With a fatha it's صَ. With a damma it's صُ. With a kasra it's صِ. And with a sukoon after نَ, it's نَصۡ.</w:t>
+            </w:r>
+          </w:p>
+        </w:tc>
+        <w:tc>
+          <w:tcPr>
+            <w:tcW w:type="dxa" w:w="3000"/>
+          </w:tcPr>
+          <w:p>
+            <w:pPr>
+              <w:bidi/>
+              <w:jc w:val="center"/>
+            </w:pPr>
+            <w:r>
+              <w:rPr>
+                <w:rFonts w:ascii="KFGQPC HAFS Uthmanic Script" w:cs="KFGQPC HAFS Uthmanic Script" w:eastAsia="KFGQPC HAFS Uthmanic Script" w:hAnsi="KFGQPC HAFS Uthmanic Script"/>
+                <w:sz w:val="32"/>
+                <w:szCs w:val="32"/>
+                <w:rtl/>
+              </w:rPr>
+              <w:t xml:space="preserve">صَ صُ صِ نَصۡ</w:t>
+            </w:r>
+          </w:p>
+        </w:tc>
+      </w:tr>
+      <w:tr>
+        <w:tc>
+          <w:tcPr>
+            <w:tcW w:type="dxa" w:w="1900"/>
+          </w:tcPr>
+          <w:p>
+            <w:pPr>
+              <w:bidi/>
+              <w:jc w:val="center"/>
+            </w:pPr>
+            <w:r>
+              <w:rPr>
+                <w:rFonts w:ascii="KFGQPC HAFS Uthmanic Script" w:cs="KFGQPC HAFS Uthmanic Script" w:eastAsia="KFGQPC HAFS Uthmanic Script" w:hAnsi="KFGQPC HAFS Uthmanic Script"/>
+                <w:sz w:val="32"/>
+                <w:szCs w:val="32"/>
+                <w:rtl/>
+              </w:rPr>
+              <w:t xml:space="preserve">ض مقدمة</w:t>
+            </w:r>
+          </w:p>
+        </w:tc>
+        <w:tc>
+          <w:tcPr>
+            <w:tcW w:type="dxa" w:w="8060"/>
+          </w:tcPr>
+          <w:p>
+            <w:r>
+              <w:rPr>
+                <w:b w:val="false"/>
+                <w:bCs w:val="false"/>
+                <w:sz w:val="18"/>
+                <w:szCs w:val="18"/>
+              </w:rPr>
+              <w:t xml:space="preserve">This is the letter ḍaad. It looks like the same whale. Look — one bubble on top. Ḍaad has one dot on top.</w:t>
+            </w:r>
+          </w:p>
+        </w:tc>
+        <w:tc>
+          <w:tcPr>
+            <w:tcW w:type="dxa" w:w="3000"/>
+          </w:tcPr>
+          <w:p>
+            <w:pPr>
+              <w:bidi/>
+              <w:jc w:val="center"/>
+            </w:pPr>
+          </w:p>
+        </w:tc>
+      </w:tr>
+      <w:tr>
+        <w:tc>
+          <w:tcPr>
+            <w:tcW w:type="dxa" w:w="1900"/>
+          </w:tcPr>
+          <w:p>
+            <w:pPr>
+              <w:bidi/>
+              <w:jc w:val="center"/>
+            </w:pPr>
+            <w:r>
+              <w:rPr>
+                <w:rFonts w:ascii="KFGQPC HAFS Uthmanic Script" w:cs="KFGQPC HAFS Uthmanic Script" w:eastAsia="KFGQPC HAFS Uthmanic Script" w:hAnsi="KFGQPC HAFS Uthmanic Script"/>
+                <w:sz w:val="32"/>
+                <w:szCs w:val="32"/>
+                <w:rtl/>
+              </w:rPr>
+              <w:t xml:space="preserve">ض حركات</w:t>
+            </w:r>
+          </w:p>
+        </w:tc>
+        <w:tc>
+          <w:tcPr>
+            <w:tcW w:type="dxa" w:w="8060"/>
+          </w:tcPr>
+          <w:p>
+            <w:r>
+              <w:rPr>
+                <w:b w:val="false"/>
+                <w:bCs w:val="false"/>
+                <w:sz w:val="18"/>
+                <w:szCs w:val="18"/>
+              </w:rPr>
+              <w:t xml:space="preserve">With a fatha it's ضَ. With a damma it's ضُ. With a kasra it's ضِ. And with a sukoon after نَ, it's نَضۡ.</w:t>
+            </w:r>
+          </w:p>
+        </w:tc>
+        <w:tc>
+          <w:tcPr>
+            <w:tcW w:type="dxa" w:w="3000"/>
+          </w:tcPr>
+          <w:p>
+            <w:pPr>
+              <w:bidi/>
+              <w:jc w:val="center"/>
+            </w:pPr>
+            <w:r>
+              <w:rPr>
+                <w:rFonts w:ascii="KFGQPC HAFS Uthmanic Script" w:cs="KFGQPC HAFS Uthmanic Script" w:eastAsia="KFGQPC HAFS Uthmanic Script" w:hAnsi="KFGQPC HAFS Uthmanic Script"/>
+                <w:sz w:val="32"/>
+                <w:szCs w:val="32"/>
+                <w:rtl/>
+              </w:rPr>
+              <w:t xml:space="preserve">ضَ ضُ ضِ نَضۡ</w:t>
+            </w:r>
+          </w:p>
+        </w:tc>
+      </w:tr>
+      <w:tr>
+        <w:tc>
+          <w:tcPr>
+            <w:tcW w:type="dxa" w:w="1900"/>
+          </w:tcPr>
+          <w:p>
+            <w:pPr>
+              <w:bidi/>
+              <w:jc w:val="center"/>
+            </w:pPr>
+            <w:r>
+              <w:rPr>
+                <w:rFonts w:ascii="KFGQPC HAFS Uthmanic Script" w:cs="KFGQPC HAFS Uthmanic Script" w:eastAsia="KFGQPC HAFS Uthmanic Script" w:hAnsi="KFGQPC HAFS Uthmanic Script"/>
+                <w:sz w:val="32"/>
+                <w:szCs w:val="32"/>
+                <w:rtl/>
+              </w:rPr>
+              <w:t xml:space="preserve">ط مقدمة</w:t>
+            </w:r>
+          </w:p>
+        </w:tc>
+        <w:tc>
+          <w:tcPr>
+            <w:tcW w:type="dxa" w:w="8060"/>
+          </w:tcPr>
+          <w:p>
+            <w:r>
+              <w:rPr>
+                <w:b w:val="false"/>
+                <w:bCs w:val="false"/>
+                <w:sz w:val="18"/>
+                <w:szCs w:val="18"/>
+              </w:rPr>
+              <w:t xml:space="preserve">This is the letter ṭaa. It looks like the whale spouting water straight up. Look — no bubbles at all. Ṭaa has no dots.</w:t>
+            </w:r>
+          </w:p>
+        </w:tc>
+        <w:tc>
+          <w:tcPr>
+            <w:tcW w:type="dxa" w:w="3000"/>
+          </w:tcPr>
+          <w:p>
+            <w:pPr>
+              <w:bidi/>
+              <w:jc w:val="center"/>
+            </w:pPr>
+          </w:p>
+        </w:tc>
+      </w:tr>
+      <w:tr>
+        <w:tc>
+          <w:tcPr>
+            <w:tcW w:type="dxa" w:w="1900"/>
+          </w:tcPr>
+          <w:p>
+            <w:pPr>
+              <w:bidi/>
+              <w:jc w:val="center"/>
+            </w:pPr>
+            <w:r>
+              <w:rPr>
+                <w:rFonts w:ascii="KFGQPC HAFS Uthmanic Script" w:cs="KFGQPC HAFS Uthmanic Script" w:eastAsia="KFGQPC HAFS Uthmanic Script" w:hAnsi="KFGQPC HAFS Uthmanic Script"/>
+                <w:sz w:val="32"/>
+                <w:szCs w:val="32"/>
+                <w:rtl/>
+              </w:rPr>
+              <w:t xml:space="preserve">ط حركات</w:t>
+            </w:r>
+          </w:p>
+        </w:tc>
+        <w:tc>
+          <w:tcPr>
+            <w:tcW w:type="dxa" w:w="8060"/>
+          </w:tcPr>
+          <w:p>
+            <w:r>
+              <w:rPr>
+                <w:b w:val="false"/>
+                <w:bCs w:val="false"/>
+                <w:sz w:val="18"/>
+                <w:szCs w:val="18"/>
+              </w:rPr>
+              <w:t xml:space="preserve">With a fatha it's طَ. With a damma it's طُ. With a kasra it's طِ. And with a sukoon after نَ, it's نَطۡ.</w:t>
+            </w:r>
+          </w:p>
+        </w:tc>
+        <w:tc>
+          <w:tcPr>
+            <w:tcW w:type="dxa" w:w="3000"/>
+          </w:tcPr>
+          <w:p>
+            <w:pPr>
+              <w:bidi/>
+              <w:jc w:val="center"/>
+            </w:pPr>
+            <w:r>
+              <w:rPr>
+                <w:rFonts w:ascii="KFGQPC HAFS Uthmanic Script" w:cs="KFGQPC HAFS Uthmanic Script" w:eastAsia="KFGQPC HAFS Uthmanic Script" w:hAnsi="KFGQPC HAFS Uthmanic Script"/>
+                <w:sz w:val="32"/>
+                <w:szCs w:val="32"/>
+                <w:rtl/>
+              </w:rPr>
+              <w:t xml:space="preserve">طَ طُ طِ نَطۡ</w:t>
+            </w:r>
+          </w:p>
+        </w:tc>
+      </w:tr>
+      <w:tr>
+        <w:tc>
+          <w:tcPr>
+            <w:tcW w:type="dxa" w:w="1900"/>
+          </w:tcPr>
+          <w:p>
+            <w:pPr>
+              <w:bidi/>
+              <w:jc w:val="center"/>
+            </w:pPr>
+            <w:r>
+              <w:rPr>
+                <w:rFonts w:ascii="KFGQPC HAFS Uthmanic Script" w:cs="KFGQPC HAFS Uthmanic Script" w:eastAsia="KFGQPC HAFS Uthmanic Script" w:hAnsi="KFGQPC HAFS Uthmanic Script"/>
+                <w:sz w:val="32"/>
+                <w:szCs w:val="32"/>
+                <w:rtl/>
+              </w:rPr>
+              <w:t xml:space="preserve">ظ مقدمة</w:t>
+            </w:r>
+          </w:p>
+        </w:tc>
+        <w:tc>
+          <w:tcPr>
+            <w:tcW w:type="dxa" w:w="8060"/>
+          </w:tcPr>
+          <w:p>
+            <w:r>
+              <w:rPr>
+                <w:b w:val="false"/>
+                <w:bCs w:val="false"/>
+                <w:sz w:val="18"/>
+                <w:szCs w:val="18"/>
+              </w:rPr>
+              <w:t xml:space="preserve">This is the letter ẓaa. It looks like the same spouting whale. Look — one bubble on top. Ẓaa has one dot on top.</w:t>
+            </w:r>
+          </w:p>
+        </w:tc>
+        <w:tc>
+          <w:tcPr>
+            <w:tcW w:type="dxa" w:w="3000"/>
+          </w:tcPr>
+          <w:p>
+            <w:pPr>
+              <w:bidi/>
+              <w:jc w:val="center"/>
+            </w:pPr>
+          </w:p>
+        </w:tc>
+      </w:tr>
+      <w:tr>
+        <w:tc>
+          <w:tcPr>
+            <w:tcW w:type="dxa" w:w="1900"/>
+          </w:tcPr>
+          <w:p>
+            <w:pPr>
+              <w:bidi/>
+              <w:jc w:val="center"/>
+            </w:pPr>
+            <w:r>
+              <w:rPr>
+                <w:rFonts w:ascii="KFGQPC HAFS Uthmanic Script" w:cs="KFGQPC HAFS Uthmanic Script" w:eastAsia="KFGQPC HAFS Uthmanic Script" w:hAnsi="KFGQPC HAFS Uthmanic Script"/>
+                <w:sz w:val="32"/>
+                <w:szCs w:val="32"/>
+                <w:rtl/>
+              </w:rPr>
+              <w:t xml:space="preserve">ظ حركات</w:t>
+            </w:r>
+          </w:p>
+        </w:tc>
+        <w:tc>
+          <w:tcPr>
+            <w:tcW w:type="dxa" w:w="8060"/>
+          </w:tcPr>
+          <w:p>
+            <w:r>
+              <w:rPr>
+                <w:b w:val="false"/>
+                <w:bCs w:val="false"/>
+                <w:sz w:val="18"/>
+                <w:szCs w:val="18"/>
+              </w:rPr>
+              <w:t xml:space="preserve">With a fatha it's ظَ. With a damma it's ظُ. With a kasra it's ظِ. And with a sukoon after نَ, it's نَظۡ.</w:t>
+            </w:r>
+          </w:p>
+        </w:tc>
+        <w:tc>
+          <w:tcPr>
+            <w:tcW w:type="dxa" w:w="3000"/>
+          </w:tcPr>
+          <w:p>
+            <w:pPr>
+              <w:bidi/>
+              <w:jc w:val="center"/>
+            </w:pPr>
+            <w:r>
+              <w:rPr>
+                <w:rFonts w:ascii="KFGQPC HAFS Uthmanic Script" w:cs="KFGQPC HAFS Uthmanic Script" w:eastAsia="KFGQPC HAFS Uthmanic Script" w:hAnsi="KFGQPC HAFS Uthmanic Script"/>
+                <w:sz w:val="32"/>
+                <w:szCs w:val="32"/>
+                <w:rtl/>
+              </w:rPr>
+              <w:t xml:space="preserve">ظَ ظُ ظِ نَظۡ</w:t>
+            </w:r>
+          </w:p>
+        </w:tc>
+      </w:tr>
+      <w:tr>
+        <w:tc>
+          <w:tcPr>
+            <w:tcW w:type="dxa" w:w="1900"/>
+          </w:tcPr>
+          <w:p>
+            <w:pPr>
+              <w:bidi/>
+              <w:jc w:val="center"/>
+            </w:pPr>
+            <w:r>
+              <w:rPr>
+                <w:rFonts w:ascii="KFGQPC HAFS Uthmanic Script" w:cs="KFGQPC HAFS Uthmanic Script" w:eastAsia="KFGQPC HAFS Uthmanic Script" w:hAnsi="KFGQPC HAFS Uthmanic Script"/>
+                <w:sz w:val="32"/>
+                <w:szCs w:val="32"/>
+                <w:rtl/>
+              </w:rPr>
+              <w:t xml:space="preserve">ع مقدمة</w:t>
+            </w:r>
+          </w:p>
+        </w:tc>
+        <w:tc>
+          <w:tcPr>
+            <w:tcW w:type="dxa" w:w="8060"/>
+          </w:tcPr>
+          <w:p>
+            <w:r>
+              <w:rPr>
+                <w:b w:val="false"/>
+                <w:bCs w:val="false"/>
+                <w:sz w:val="18"/>
+                <w:szCs w:val="18"/>
+              </w:rPr>
+              <w:t xml:space="preserve">This is the letter ʿayn. It looks like a curly seaweed frond — a backwards three. Look — no bubbles at all. ʿayn has no dots.</w:t>
+            </w:r>
+          </w:p>
+        </w:tc>
+        <w:tc>
+          <w:tcPr>
+            <w:tcW w:type="dxa" w:w="3000"/>
+          </w:tcPr>
+          <w:p>
+            <w:pPr>
+              <w:bidi/>
+              <w:jc w:val="center"/>
+            </w:pPr>
+          </w:p>
+        </w:tc>
+      </w:tr>
+      <w:tr>
+        <w:tc>
+          <w:tcPr>
+            <w:tcW w:type="dxa" w:w="1900"/>
+          </w:tcPr>
+          <w:p>
+            <w:pPr>
+              <w:bidi/>
+              <w:jc w:val="center"/>
+            </w:pPr>
+            <w:r>
+              <w:rPr>
+                <w:rFonts w:ascii="KFGQPC HAFS Uthmanic Script" w:cs="KFGQPC HAFS Uthmanic Script" w:eastAsia="KFGQPC HAFS Uthmanic Script" w:hAnsi="KFGQPC HAFS Uthmanic Script"/>
+                <w:sz w:val="32"/>
+                <w:szCs w:val="32"/>
+                <w:rtl/>
+              </w:rPr>
+              <w:t xml:space="preserve">ع حركات</w:t>
+            </w:r>
+          </w:p>
+        </w:tc>
+        <w:tc>
+          <w:tcPr>
+            <w:tcW w:type="dxa" w:w="8060"/>
+          </w:tcPr>
+          <w:p>
+            <w:r>
+              <w:rPr>
+                <w:b w:val="false"/>
+                <w:bCs w:val="false"/>
+                <w:sz w:val="18"/>
+                <w:szCs w:val="18"/>
+              </w:rPr>
+              <w:t xml:space="preserve">With a fatha it's عَ. With a damma it's عُ. With a kasra it's عِ. And with a sukoon after نَ, it's نَعۡ.</w:t>
+            </w:r>
+          </w:p>
+        </w:tc>
+        <w:tc>
+          <w:tcPr>
+            <w:tcW w:type="dxa" w:w="3000"/>
+          </w:tcPr>
+          <w:p>
+            <w:pPr>
+              <w:bidi/>
+              <w:jc w:val="center"/>
+            </w:pPr>
+            <w:r>
+              <w:rPr>
+                <w:rFonts w:ascii="KFGQPC HAFS Uthmanic Script" w:cs="KFGQPC HAFS Uthmanic Script" w:eastAsia="KFGQPC HAFS Uthmanic Script" w:hAnsi="KFGQPC HAFS Uthmanic Script"/>
+                <w:sz w:val="32"/>
+                <w:szCs w:val="32"/>
+                <w:rtl/>
+              </w:rPr>
+              <w:t xml:space="preserve">عَ عُ عِ نَعۡ</w:t>
+            </w:r>
+          </w:p>
+        </w:tc>
+      </w:tr>
+      <w:tr>
+        <w:tc>
+          <w:tcPr>
+            <w:tcW w:type="dxa" w:w="1900"/>
+          </w:tcPr>
+          <w:p>
+            <w:pPr>
+              <w:bidi/>
+              <w:jc w:val="center"/>
+            </w:pPr>
+            <w:r>
+              <w:rPr>
+                <w:rFonts w:ascii="KFGQPC HAFS Uthmanic Script" w:cs="KFGQPC HAFS Uthmanic Script" w:eastAsia="KFGQPC HAFS Uthmanic Script" w:hAnsi="KFGQPC HAFS Uthmanic Script"/>
+                <w:sz w:val="32"/>
+                <w:szCs w:val="32"/>
+                <w:rtl/>
+              </w:rPr>
+              <w:t xml:space="preserve">غ مقدمة</w:t>
+            </w:r>
+          </w:p>
+        </w:tc>
+        <w:tc>
+          <w:tcPr>
+            <w:tcW w:type="dxa" w:w="8060"/>
+          </w:tcPr>
+          <w:p>
+            <w:r>
+              <w:rPr>
+                <w:b w:val="false"/>
+                <w:bCs w:val="false"/>
+                <w:sz w:val="18"/>
+                <w:szCs w:val="18"/>
+              </w:rPr>
+              <w:t xml:space="preserve">This is the letter ghayn. It looks like the same curly frond. Look — one bubble on top. Ghayn has one dot on top.</w:t>
+            </w:r>
+          </w:p>
+        </w:tc>
+        <w:tc>
+          <w:tcPr>
+            <w:tcW w:type="dxa" w:w="3000"/>
+          </w:tcPr>
+          <w:p>
+            <w:pPr>
+              <w:bidi/>
+              <w:jc w:val="center"/>
+            </w:pPr>
+          </w:p>
+        </w:tc>
+      </w:tr>
+      <w:tr>
+        <w:tc>
+          <w:tcPr>
+            <w:tcW w:type="dxa" w:w="1900"/>
+          </w:tcPr>
+          <w:p>
+            <w:pPr>
+              <w:bidi/>
+              <w:jc w:val="center"/>
+            </w:pPr>
+            <w:r>
+              <w:rPr>
+                <w:rFonts w:ascii="KFGQPC HAFS Uthmanic Script" w:cs="KFGQPC HAFS Uthmanic Script" w:eastAsia="KFGQPC HAFS Uthmanic Script" w:hAnsi="KFGQPC HAFS Uthmanic Script"/>
+                <w:sz w:val="32"/>
+                <w:szCs w:val="32"/>
+                <w:rtl/>
+              </w:rPr>
+              <w:t xml:space="preserve">غ حركات</w:t>
+            </w:r>
+          </w:p>
+        </w:tc>
+        <w:tc>
+          <w:tcPr>
+            <w:tcW w:type="dxa" w:w="8060"/>
+          </w:tcPr>
+          <w:p>
+            <w:r>
+              <w:rPr>
+                <w:b w:val="false"/>
+                <w:bCs w:val="false"/>
+                <w:sz w:val="18"/>
+                <w:szCs w:val="18"/>
+              </w:rPr>
+              <w:t xml:space="preserve">With a fatha it's غَ. With a damma it's غُ. With a kasra it's غِ. And with a sukoon after نَ, it's نَغۡ.</w:t>
+            </w:r>
+          </w:p>
+        </w:tc>
+        <w:tc>
+          <w:tcPr>
+            <w:tcW w:type="dxa" w:w="3000"/>
+          </w:tcPr>
+          <w:p>
+            <w:pPr>
+              <w:bidi/>
+              <w:jc w:val="center"/>
+            </w:pPr>
+            <w:r>
+              <w:rPr>
+                <w:rFonts w:ascii="KFGQPC HAFS Uthmanic Script" w:cs="KFGQPC HAFS Uthmanic Script" w:eastAsia="KFGQPC HAFS Uthmanic Script" w:hAnsi="KFGQPC HAFS Uthmanic Script"/>
+                <w:sz w:val="32"/>
+                <w:szCs w:val="32"/>
+                <w:rtl/>
+              </w:rPr>
+              <w:t xml:space="preserve">غَ غُ غِ نَغۡ</w:t>
+            </w:r>
+          </w:p>
+        </w:tc>
+      </w:tr>
+      <w:tr>
+        <w:tc>
+          <w:tcPr>
+            <w:tcW w:type="dxa" w:w="1900"/>
+          </w:tcPr>
+          <w:p>
+            <w:pPr>
+              <w:bidi/>
+              <w:jc w:val="center"/>
+            </w:pPr>
+            <w:r>
+              <w:rPr>
+                <w:rFonts w:ascii="KFGQPC HAFS Uthmanic Script" w:cs="KFGQPC HAFS Uthmanic Script" w:eastAsia="KFGQPC HAFS Uthmanic Script" w:hAnsi="KFGQPC HAFS Uthmanic Script"/>
+                <w:sz w:val="32"/>
+                <w:szCs w:val="32"/>
+                <w:rtl/>
+              </w:rPr>
+              <w:t xml:space="preserve">ف مقدمة</w:t>
+            </w:r>
+          </w:p>
+        </w:tc>
+        <w:tc>
+          <w:tcPr>
+            <w:tcW w:type="dxa" w:w="8060"/>
+          </w:tcPr>
+          <w:p>
+            <w:r>
+              <w:rPr>
+                <w:b w:val="false"/>
+                <w:bCs w:val="false"/>
+                <w:sz w:val="18"/>
+                <w:szCs w:val="18"/>
+              </w:rPr>
+              <w:t xml:space="preserve">This is the letter faa. It looks like a fishing net with a handle. Look — one bubble on top. Faa has one dot on top.</w:t>
+            </w:r>
+          </w:p>
+        </w:tc>
+        <w:tc>
+          <w:tcPr>
+            <w:tcW w:type="dxa" w:w="3000"/>
+          </w:tcPr>
+          <w:p>
+            <w:pPr>
+              <w:bidi/>
+              <w:jc w:val="center"/>
+            </w:pPr>
+          </w:p>
+        </w:tc>
+      </w:tr>
+      <w:tr>
+        <w:tc>
+          <w:tcPr>
+            <w:tcW w:type="dxa" w:w="1900"/>
+          </w:tcPr>
+          <w:p>
+            <w:pPr>
+              <w:bidi/>
+              <w:jc w:val="center"/>
+            </w:pPr>
+            <w:r>
+              <w:rPr>
+                <w:rFonts w:ascii="KFGQPC HAFS Uthmanic Script" w:cs="KFGQPC HAFS Uthmanic Script" w:eastAsia="KFGQPC HAFS Uthmanic Script" w:hAnsi="KFGQPC HAFS Uthmanic Script"/>
+                <w:sz w:val="32"/>
+                <w:szCs w:val="32"/>
+                <w:rtl/>
+              </w:rPr>
+              <w:t xml:space="preserve">ف حركات</w:t>
+            </w:r>
+          </w:p>
+        </w:tc>
+        <w:tc>
+          <w:tcPr>
+            <w:tcW w:type="dxa" w:w="8060"/>
+          </w:tcPr>
+          <w:p>
+            <w:r>
+              <w:rPr>
+                <w:b w:val="false"/>
+                <w:bCs w:val="false"/>
+                <w:sz w:val="18"/>
+                <w:szCs w:val="18"/>
+              </w:rPr>
+              <w:t xml:space="preserve">With a fatha it's فَ. With a damma it's فُ. With a kasra it's فِ. And with a sukoon after نَ, it's نَفۡ.</w:t>
+            </w:r>
+          </w:p>
+        </w:tc>
+        <w:tc>
+          <w:tcPr>
+            <w:tcW w:type="dxa" w:w="3000"/>
+          </w:tcPr>
+          <w:p>
+            <w:pPr>
+              <w:bidi/>
+              <w:jc w:val="center"/>
+            </w:pPr>
+            <w:r>
+              <w:rPr>
+                <w:rFonts w:ascii="KFGQPC HAFS Uthmanic Script" w:cs="KFGQPC HAFS Uthmanic Script" w:eastAsia="KFGQPC HAFS Uthmanic Script" w:hAnsi="KFGQPC HAFS Uthmanic Script"/>
+                <w:sz w:val="32"/>
+                <w:szCs w:val="32"/>
+                <w:rtl/>
+              </w:rPr>
+              <w:t xml:space="preserve">فَ فُ فِ نَفۡ</w:t>
+            </w:r>
+          </w:p>
+        </w:tc>
+      </w:tr>
+      <w:tr>
+        <w:tc>
+          <w:tcPr>
+            <w:tcW w:type="dxa" w:w="1900"/>
+          </w:tcPr>
+          <w:p>
+            <w:pPr>
+              <w:bidi/>
+              <w:jc w:val="center"/>
+            </w:pPr>
+            <w:r>
+              <w:rPr>
+                <w:rFonts w:ascii="KFGQPC HAFS Uthmanic Script" w:cs="KFGQPC HAFS Uthmanic Script" w:eastAsia="KFGQPC HAFS Uthmanic Script" w:hAnsi="KFGQPC HAFS Uthmanic Script"/>
+                <w:sz w:val="32"/>
+                <w:szCs w:val="32"/>
+                <w:rtl/>
+              </w:rPr>
+              <w:t xml:space="preserve">ق مقدمة</w:t>
+            </w:r>
+          </w:p>
+        </w:tc>
+        <w:tc>
+          <w:tcPr>
+            <w:tcW w:type="dxa" w:w="8060"/>
+          </w:tcPr>
+          <w:p>
+            <w:r>
+              <w:rPr>
+                <w:b w:val="false"/>
+                <w:bCs w:val="false"/>
+                <w:sz w:val="18"/>
+                <w:szCs w:val="18"/>
+              </w:rPr>
+              <w:t xml:space="preserve">This is the letter qaaf. It looks like the same net, but deeper. Look — two bubbles on top. Qaaf has two dots on top.</w:t>
+            </w:r>
+          </w:p>
+        </w:tc>
+        <w:tc>
+          <w:tcPr>
+            <w:tcW w:type="dxa" w:w="3000"/>
+          </w:tcPr>
+          <w:p>
+            <w:pPr>
+              <w:bidi/>
+              <w:jc w:val="center"/>
+            </w:pPr>
+          </w:p>
+        </w:tc>
+      </w:tr>
+      <w:tr>
+        <w:tc>
+          <w:tcPr>
+            <w:tcW w:type="dxa" w:w="1900"/>
+          </w:tcPr>
+          <w:p>
+            <w:pPr>
+              <w:bidi/>
+              <w:jc w:val="center"/>
+            </w:pPr>
+            <w:r>
+              <w:rPr>
+                <w:rFonts w:ascii="KFGQPC HAFS Uthmanic Script" w:cs="KFGQPC HAFS Uthmanic Script" w:eastAsia="KFGQPC HAFS Uthmanic Script" w:hAnsi="KFGQPC HAFS Uthmanic Script"/>
+                <w:sz w:val="32"/>
+                <w:szCs w:val="32"/>
+                <w:rtl/>
+              </w:rPr>
+              <w:t xml:space="preserve">ق حركات</w:t>
+            </w:r>
+          </w:p>
+        </w:tc>
+        <w:tc>
+          <w:tcPr>
+            <w:tcW w:type="dxa" w:w="8060"/>
+          </w:tcPr>
+          <w:p>
+            <w:r>
+              <w:rPr>
+                <w:b w:val="false"/>
+                <w:bCs w:val="false"/>
+                <w:sz w:val="18"/>
+                <w:szCs w:val="18"/>
+              </w:rPr>
+              <w:t xml:space="preserve">With a fatha it's قَ. With a damma it's قُ. With a kasra it's قِ. And with a sukoon after نَ, it's نَقۡ.</w:t>
+            </w:r>
+          </w:p>
+        </w:tc>
+        <w:tc>
+          <w:tcPr>
+            <w:tcW w:type="dxa" w:w="3000"/>
+          </w:tcPr>
+          <w:p>
+            <w:pPr>
+              <w:bidi/>
+              <w:jc w:val="center"/>
+            </w:pPr>
+            <w:r>
+              <w:rPr>
+                <w:rFonts w:ascii="KFGQPC HAFS Uthmanic Script" w:cs="KFGQPC HAFS Uthmanic Script" w:eastAsia="KFGQPC HAFS Uthmanic Script" w:hAnsi="KFGQPC HAFS Uthmanic Script"/>
+                <w:sz w:val="32"/>
+                <w:szCs w:val="32"/>
+                <w:rtl/>
+              </w:rPr>
+              <w:t xml:space="preserve">قَ قُ قِ نَقۡ</w:t>
+            </w:r>
+          </w:p>
+        </w:tc>
+      </w:tr>
+      <w:tr>
+        <w:tc>
+          <w:tcPr>
+            <w:tcW w:type="dxa" w:w="1900"/>
+          </w:tcPr>
+          <w:p>
+            <w:pPr>
+              <w:bidi/>
+              <w:jc w:val="center"/>
+            </w:pPr>
+            <w:r>
+              <w:rPr>
+                <w:rFonts w:ascii="KFGQPC HAFS Uthmanic Script" w:cs="KFGQPC HAFS Uthmanic Script" w:eastAsia="KFGQPC HAFS Uthmanic Script" w:hAnsi="KFGQPC HAFS Uthmanic Script"/>
+                <w:sz w:val="32"/>
+                <w:szCs w:val="32"/>
+                <w:rtl/>
+              </w:rPr>
+              <w:t xml:space="preserve">ك مقدمة</w:t>
+            </w:r>
+          </w:p>
+        </w:tc>
+        <w:tc>
+          <w:tcPr>
+            <w:tcW w:type="dxa" w:w="8060"/>
+          </w:tcPr>
+          <w:p>
+            <w:r>
+              <w:rPr>
+                <w:b w:val="false"/>
+                <w:bCs w:val="false"/>
+                <w:sz w:val="18"/>
+                <w:szCs w:val="18"/>
+              </w:rPr>
+              <w:t xml:space="preserve">This is the letter kaaf. It looks like a deck chair with a cushion in it. Look — no bubbles at all. Kaaf has no dots.</w:t>
+            </w:r>
+          </w:p>
+        </w:tc>
+        <w:tc>
+          <w:tcPr>
+            <w:tcW w:type="dxa" w:w="3000"/>
+          </w:tcPr>
+          <w:p>
+            <w:pPr>
+              <w:bidi/>
+              <w:jc w:val="center"/>
+            </w:pPr>
+          </w:p>
+        </w:tc>
+      </w:tr>
+      <w:tr>
+        <w:tc>
+          <w:tcPr>
+            <w:tcW w:type="dxa" w:w="1900"/>
+          </w:tcPr>
+          <w:p>
+            <w:pPr>
+              <w:bidi/>
+              <w:jc w:val="center"/>
+            </w:pPr>
+            <w:r>
+              <w:rPr>
+                <w:rFonts w:ascii="KFGQPC HAFS Uthmanic Script" w:cs="KFGQPC HAFS Uthmanic Script" w:eastAsia="KFGQPC HAFS Uthmanic Script" w:hAnsi="KFGQPC HAFS Uthmanic Script"/>
+                <w:sz w:val="32"/>
+                <w:szCs w:val="32"/>
+                <w:rtl/>
+              </w:rPr>
+              <w:t xml:space="preserve">ك حركات</w:t>
+            </w:r>
+          </w:p>
+        </w:tc>
+        <w:tc>
+          <w:tcPr>
+            <w:tcW w:type="dxa" w:w="8060"/>
+          </w:tcPr>
+          <w:p>
+            <w:r>
+              <w:rPr>
+                <w:b w:val="false"/>
+                <w:bCs w:val="false"/>
+                <w:sz w:val="18"/>
+                <w:szCs w:val="18"/>
+              </w:rPr>
+              <w:t xml:space="preserve">With a fatha it's كَ. With a damma it's كُ. With a kasra it's كِ. And with a sukoon after نَ, it's نَكۡ.</w:t>
+            </w:r>
+          </w:p>
+        </w:tc>
+        <w:tc>
+          <w:tcPr>
+            <w:tcW w:type="dxa" w:w="3000"/>
+          </w:tcPr>
+          <w:p>
+            <w:pPr>
+              <w:bidi/>
+              <w:jc w:val="center"/>
+            </w:pPr>
+            <w:r>
+              <w:rPr>
+                <w:rFonts w:ascii="KFGQPC HAFS Uthmanic Script" w:cs="KFGQPC HAFS Uthmanic Script" w:eastAsia="KFGQPC HAFS Uthmanic Script" w:hAnsi="KFGQPC HAFS Uthmanic Script"/>
+                <w:sz w:val="32"/>
+                <w:szCs w:val="32"/>
+                <w:rtl/>
+              </w:rPr>
+              <w:t xml:space="preserve">كَ كُ كِ نَكۡ</w:t>
+            </w:r>
+          </w:p>
+        </w:tc>
+      </w:tr>
+      <w:tr>
+        <w:tc>
+          <w:tcPr>
+            <w:tcW w:type="dxa" w:w="1900"/>
+          </w:tcPr>
+          <w:p>
+            <w:pPr>
+              <w:bidi/>
+              <w:jc w:val="center"/>
+            </w:pPr>
+            <w:r>
+              <w:rPr>
+                <w:rFonts w:ascii="KFGQPC HAFS Uthmanic Script" w:cs="KFGQPC HAFS Uthmanic Script" w:eastAsia="KFGQPC HAFS Uthmanic Script" w:hAnsi="KFGQPC HAFS Uthmanic Script"/>
+                <w:sz w:val="32"/>
+                <w:szCs w:val="32"/>
+                <w:rtl/>
+              </w:rPr>
+              <w:t xml:space="preserve">ل مقدمة</w:t>
+            </w:r>
+          </w:p>
+        </w:tc>
+        <w:tc>
+          <w:tcPr>
+            <w:tcW w:type="dxa" w:w="8060"/>
+          </w:tcPr>
+          <w:p>
+            <w:r>
+              <w:rPr>
+                <w:b w:val="false"/>
+                <w:bCs w:val="false"/>
+                <w:sz w:val="18"/>
+                <w:szCs w:val="18"/>
+              </w:rPr>
+              <w:t xml:space="preserve">This is the letter laam. It looks like a snorkel. Look — no bubbles at all. Laam has no dots.</w:t>
+            </w:r>
+          </w:p>
+        </w:tc>
+        <w:tc>
+          <w:tcPr>
+            <w:tcW w:type="dxa" w:w="3000"/>
+          </w:tcPr>
+          <w:p>
+            <w:pPr>
+              <w:bidi/>
+              <w:jc w:val="center"/>
+            </w:pPr>
+          </w:p>
+        </w:tc>
+      </w:tr>
+      <w:tr>
+        <w:tc>
+          <w:tcPr>
+            <w:tcW w:type="dxa" w:w="1900"/>
+          </w:tcPr>
+          <w:p>
+            <w:pPr>
+              <w:bidi/>
+              <w:jc w:val="center"/>
+            </w:pPr>
+            <w:r>
+              <w:rPr>
+                <w:rFonts w:ascii="KFGQPC HAFS Uthmanic Script" w:cs="KFGQPC HAFS Uthmanic Script" w:eastAsia="KFGQPC HAFS Uthmanic Script" w:hAnsi="KFGQPC HAFS Uthmanic Script"/>
+                <w:sz w:val="32"/>
+                <w:szCs w:val="32"/>
+                <w:rtl/>
+              </w:rPr>
+              <w:t xml:space="preserve">ل حركات</w:t>
+            </w:r>
+          </w:p>
+        </w:tc>
+        <w:tc>
+          <w:tcPr>
+            <w:tcW w:type="dxa" w:w="8060"/>
+          </w:tcPr>
+          <w:p>
+            <w:r>
+              <w:rPr>
+                <w:b w:val="false"/>
+                <w:bCs w:val="false"/>
+                <w:sz w:val="18"/>
+                <w:szCs w:val="18"/>
+              </w:rPr>
+              <w:t xml:space="preserve">With a fatha it's لَ. With a damma it's لُ. With a kasra it's لِ. And with a sukoon after نَ, it's نَلۡ.</w:t>
+            </w:r>
+          </w:p>
+        </w:tc>
+        <w:tc>
+          <w:tcPr>
+            <w:tcW w:type="dxa" w:w="3000"/>
+          </w:tcPr>
+          <w:p>
+            <w:pPr>
+              <w:bidi/>
+              <w:jc w:val="center"/>
+            </w:pPr>
+            <w:r>
+              <w:rPr>
+                <w:rFonts w:ascii="KFGQPC HAFS Uthmanic Script" w:cs="KFGQPC HAFS Uthmanic Script" w:eastAsia="KFGQPC HAFS Uthmanic Script" w:hAnsi="KFGQPC HAFS Uthmanic Script"/>
+                <w:sz w:val="32"/>
+                <w:szCs w:val="32"/>
+                <w:rtl/>
+              </w:rPr>
+              <w:t xml:space="preserve">لَ لُ لِ نَلۡ</w:t>
+            </w:r>
+          </w:p>
+        </w:tc>
+      </w:tr>
+      <w:tr>
+        <w:tc>
+          <w:tcPr>
+            <w:tcW w:type="dxa" w:w="1900"/>
+          </w:tcPr>
+          <w:p>
+            <w:pPr>
+              <w:bidi/>
+              <w:jc w:val="center"/>
+            </w:pPr>
+            <w:r>
+              <w:rPr>
+                <w:rFonts w:ascii="KFGQPC HAFS Uthmanic Script" w:cs="KFGQPC HAFS Uthmanic Script" w:eastAsia="KFGQPC HAFS Uthmanic Script" w:hAnsi="KFGQPC HAFS Uthmanic Script"/>
+                <w:sz w:val="32"/>
+                <w:szCs w:val="32"/>
+                <w:rtl/>
+              </w:rPr>
+              <w:t xml:space="preserve">م مقدمة</w:t>
+            </w:r>
+          </w:p>
+        </w:tc>
+        <w:tc>
+          <w:tcPr>
+            <w:tcW w:type="dxa" w:w="8060"/>
+          </w:tcPr>
+          <w:p>
+            <w:r>
+              <w:rPr>
+                <w:b w:val="false"/>
+                <w:bCs w:val="false"/>
+                <w:sz w:val="18"/>
+                <w:szCs w:val="18"/>
+              </w:rPr>
+              <w:t xml:space="preserve">This is the letter meem. It looks like a buoy with its rope hanging straight down. Look — no bubbles at all. Meem has no dots.</w:t>
+            </w:r>
+          </w:p>
+        </w:tc>
+        <w:tc>
+          <w:tcPr>
+            <w:tcW w:type="dxa" w:w="3000"/>
+          </w:tcPr>
+          <w:p>
+            <w:pPr>
+              <w:bidi/>
+              <w:jc w:val="center"/>
+            </w:pPr>
+          </w:p>
+        </w:tc>
+      </w:tr>
+      <w:tr>
+        <w:tc>
+          <w:tcPr>
+            <w:tcW w:type="dxa" w:w="1900"/>
+          </w:tcPr>
+          <w:p>
+            <w:pPr>
+              <w:bidi/>
+              <w:jc w:val="center"/>
+            </w:pPr>
+            <w:r>
+              <w:rPr>
+                <w:rFonts w:ascii="KFGQPC HAFS Uthmanic Script" w:cs="KFGQPC HAFS Uthmanic Script" w:eastAsia="KFGQPC HAFS Uthmanic Script" w:hAnsi="KFGQPC HAFS Uthmanic Script"/>
+                <w:sz w:val="32"/>
+                <w:szCs w:val="32"/>
+                <w:rtl/>
+              </w:rPr>
+              <w:t xml:space="preserve">م حركات</w:t>
+            </w:r>
+          </w:p>
+        </w:tc>
+        <w:tc>
+          <w:tcPr>
+            <w:tcW w:type="dxa" w:w="8060"/>
+          </w:tcPr>
+          <w:p>
+            <w:r>
+              <w:rPr>
+                <w:b w:val="false"/>
+                <w:bCs w:val="false"/>
+                <w:sz w:val="18"/>
+                <w:szCs w:val="18"/>
+              </w:rPr>
+              <w:t xml:space="preserve">With a fatha it's مَ. With a damma it's مُ. With a kasra it's مِ. And with a sukoon after نَ, it's نَمۡ.</w:t>
+            </w:r>
+          </w:p>
+        </w:tc>
+        <w:tc>
+          <w:tcPr>
+            <w:tcW w:type="dxa" w:w="3000"/>
+          </w:tcPr>
+          <w:p>
+            <w:pPr>
+              <w:bidi/>
+              <w:jc w:val="center"/>
+            </w:pPr>
+            <w:r>
+              <w:rPr>
+                <w:rFonts w:ascii="KFGQPC HAFS Uthmanic Script" w:cs="KFGQPC HAFS Uthmanic Script" w:eastAsia="KFGQPC HAFS Uthmanic Script" w:hAnsi="KFGQPC HAFS Uthmanic Script"/>
+                <w:sz w:val="32"/>
+                <w:szCs w:val="32"/>
+                <w:rtl/>
+              </w:rPr>
+              <w:t xml:space="preserve">مَ مُ مِ نَمۡ</w:t>
+            </w:r>
+          </w:p>
+        </w:tc>
+      </w:tr>
+      <w:tr>
+        <w:tc>
+          <w:tcPr>
+            <w:tcW w:type="dxa" w:w="1900"/>
+          </w:tcPr>
+          <w:p>
+            <w:pPr>
+              <w:bidi/>
+              <w:jc w:val="center"/>
+            </w:pPr>
+            <w:r>
+              <w:rPr>
+                <w:rFonts w:ascii="KFGQPC HAFS Uthmanic Script" w:cs="KFGQPC HAFS Uthmanic Script" w:eastAsia="KFGQPC HAFS Uthmanic Script" w:hAnsi="KFGQPC HAFS Uthmanic Script"/>
+                <w:sz w:val="32"/>
+                <w:szCs w:val="32"/>
+                <w:rtl/>
+              </w:rPr>
+              <w:t xml:space="preserve">ن مقدمة</w:t>
+            </w:r>
+          </w:p>
+        </w:tc>
+        <w:tc>
+          <w:tcPr>
+            <w:tcW w:type="dxa" w:w="8060"/>
+          </w:tcPr>
+          <w:p>
+            <w:r>
+              <w:rPr>
+                <w:b w:val="false"/>
+                <w:bCs w:val="false"/>
+                <w:sz w:val="18"/>
+                <w:szCs w:val="18"/>
+              </w:rPr>
+              <w:t xml:space="preserve">This is the letter noon. It looks like a round bowl. Look — one bubble on top. Noon has one dot on top.</w:t>
+            </w:r>
+          </w:p>
+        </w:tc>
+        <w:tc>
+          <w:tcPr>
+            <w:tcW w:type="dxa" w:w="3000"/>
+          </w:tcPr>
+          <w:p>
+            <w:pPr>
+              <w:bidi/>
+              <w:jc w:val="center"/>
+            </w:pPr>
+          </w:p>
+        </w:tc>
+      </w:tr>
+      <w:tr>
+        <w:tc>
+          <w:tcPr>
+            <w:tcW w:type="dxa" w:w="1900"/>
+          </w:tcPr>
+          <w:p>
+            <w:pPr>
+              <w:bidi/>
+              <w:jc w:val="center"/>
+            </w:pPr>
+            <w:r>
+              <w:rPr>
+                <w:rFonts w:ascii="KFGQPC HAFS Uthmanic Script" w:cs="KFGQPC HAFS Uthmanic Script" w:eastAsia="KFGQPC HAFS Uthmanic Script" w:hAnsi="KFGQPC HAFS Uthmanic Script"/>
+                <w:sz w:val="32"/>
+                <w:szCs w:val="32"/>
+                <w:rtl/>
+              </w:rPr>
+              <w:t xml:space="preserve">ن حركات</w:t>
+            </w:r>
+          </w:p>
+        </w:tc>
+        <w:tc>
+          <w:tcPr>
+            <w:tcW w:type="dxa" w:w="8060"/>
+          </w:tcPr>
+          <w:p>
+            <w:r>
+              <w:rPr>
+                <w:b w:val="false"/>
+                <w:bCs w:val="false"/>
+                <w:sz w:val="18"/>
+                <w:szCs w:val="18"/>
+              </w:rPr>
+              <w:t xml:space="preserve">With a fatha it's نَ. With a damma it's نُ. With a kasra it's نِ. And with a sukoon after نَ, it's نَنۡ.</w:t>
+            </w:r>
+          </w:p>
+        </w:tc>
+        <w:tc>
+          <w:tcPr>
+            <w:tcW w:type="dxa" w:w="3000"/>
+          </w:tcPr>
+          <w:p>
+            <w:pPr>
+              <w:bidi/>
+              <w:jc w:val="center"/>
+            </w:pPr>
+            <w:r>
+              <w:rPr>
+                <w:rFonts w:ascii="KFGQPC HAFS Uthmanic Script" w:cs="KFGQPC HAFS Uthmanic Script" w:eastAsia="KFGQPC HAFS Uthmanic Script" w:hAnsi="KFGQPC HAFS Uthmanic Script"/>
+                <w:sz w:val="32"/>
+                <w:szCs w:val="32"/>
+                <w:rtl/>
+              </w:rPr>
+              <w:t xml:space="preserve">نَ نُ نِ نَنۡ</w:t>
+            </w:r>
+          </w:p>
+        </w:tc>
+      </w:tr>
+      <w:tr>
+        <w:tc>
+          <w:tcPr>
+            <w:tcW w:type="dxa" w:w="1900"/>
+          </w:tcPr>
+          <w:p>
+            <w:pPr>
+              <w:bidi/>
+              <w:jc w:val="center"/>
+            </w:pPr>
+            <w:r>
+              <w:rPr>
+                <w:rFonts w:ascii="KFGQPC HAFS Uthmanic Script" w:cs="KFGQPC HAFS Uthmanic Script" w:eastAsia="KFGQPC HAFS Uthmanic Script" w:hAnsi="KFGQPC HAFS Uthmanic Script"/>
+                <w:sz w:val="32"/>
+                <w:szCs w:val="32"/>
+                <w:rtl/>
+              </w:rPr>
+              <w:t xml:space="preserve">ه مقدمة</w:t>
+            </w:r>
+          </w:p>
+        </w:tc>
+        <w:tc>
+          <w:tcPr>
+            <w:tcW w:type="dxa" w:w="8060"/>
+          </w:tcPr>
+          <w:p>
+            <w:r>
+              <w:rPr>
+                <w:b w:val="false"/>
+                <w:bCs w:val="false"/>
+                <w:sz w:val="18"/>
+                <w:szCs w:val="18"/>
+              </w:rPr>
+              <w:t xml:space="preserve">This is the letter haa. It looks like a knot in a rope. Look — no bubbles at all. Haa has no dots.</w:t>
+            </w:r>
+          </w:p>
+        </w:tc>
+        <w:tc>
+          <w:tcPr>
+            <w:tcW w:type="dxa" w:w="3000"/>
+          </w:tcPr>
+          <w:p>
+            <w:pPr>
+              <w:bidi/>
+              <w:jc w:val="center"/>
+            </w:pPr>
+          </w:p>
+        </w:tc>
+      </w:tr>
+      <w:tr>
+        <w:tc>
+          <w:tcPr>
+            <w:tcW w:type="dxa" w:w="1900"/>
+          </w:tcPr>
+          <w:p>
+            <w:pPr>
+              <w:bidi/>
+              <w:jc w:val="center"/>
+            </w:pPr>
+            <w:r>
+              <w:rPr>
+                <w:rFonts w:ascii="KFGQPC HAFS Uthmanic Script" w:cs="KFGQPC HAFS Uthmanic Script" w:eastAsia="KFGQPC HAFS Uthmanic Script" w:hAnsi="KFGQPC HAFS Uthmanic Script"/>
+                <w:sz w:val="32"/>
+                <w:szCs w:val="32"/>
+                <w:rtl/>
+              </w:rPr>
+              <w:t xml:space="preserve">ه حركات</w:t>
+            </w:r>
+          </w:p>
+        </w:tc>
+        <w:tc>
+          <w:tcPr>
+            <w:tcW w:type="dxa" w:w="8060"/>
+          </w:tcPr>
+          <w:p>
+            <w:r>
+              <w:rPr>
+                <w:b w:val="false"/>
+                <w:bCs w:val="false"/>
+                <w:sz w:val="18"/>
+                <w:szCs w:val="18"/>
+              </w:rPr>
+              <w:t xml:space="preserve">With a fatha it's هَـ. With a damma it's هُـ. With a kasra it's هِـ. And with a sukoon after نَ, it's نَهۡ.</w:t>
+            </w:r>
+          </w:p>
+        </w:tc>
+        <w:tc>
+          <w:tcPr>
+            <w:tcW w:type="dxa" w:w="3000"/>
+          </w:tcPr>
+          <w:p>
+            <w:pPr>
+              <w:bidi/>
+              <w:jc w:val="center"/>
+            </w:pPr>
+            <w:r>
+              <w:rPr>
+                <w:rFonts w:ascii="KFGQPC HAFS Uthmanic Script" w:cs="KFGQPC HAFS Uthmanic Script" w:eastAsia="KFGQPC HAFS Uthmanic Script" w:hAnsi="KFGQPC HAFS Uthmanic Script"/>
+                <w:sz w:val="32"/>
+                <w:szCs w:val="32"/>
+                <w:rtl/>
+              </w:rPr>
+              <w:t xml:space="preserve">هَـ هُـ هِـ نَهۡ</w:t>
+            </w:r>
+          </w:p>
+        </w:tc>
+      </w:tr>
+      <w:tr>
+        <w:tc>
+          <w:tcPr>
+            <w:tcW w:type="dxa" w:w="1900"/>
+          </w:tcPr>
+          <w:p>
+            <w:pPr>
+              <w:bidi/>
+              <w:jc w:val="center"/>
+            </w:pPr>
+            <w:r>
+              <w:rPr>
+                <w:rFonts w:ascii="KFGQPC HAFS Uthmanic Script" w:cs="KFGQPC HAFS Uthmanic Script" w:eastAsia="KFGQPC HAFS Uthmanic Script" w:hAnsi="KFGQPC HAFS Uthmanic Script"/>
+                <w:sz w:val="32"/>
+                <w:szCs w:val="32"/>
+                <w:rtl/>
+              </w:rPr>
+              <w:t xml:space="preserve">أ مقدمة</w:t>
+            </w:r>
+          </w:p>
+        </w:tc>
+        <w:tc>
+          <w:tcPr>
+            <w:tcW w:type="dxa" w:w="8060"/>
+          </w:tcPr>
+          <w:p>
+            <w:r>
+              <w:rPr>
+                <w:b w:val="false"/>
+                <w:bCs w:val="false"/>
+                <w:sz w:val="18"/>
+                <w:szCs w:val="18"/>
+              </w:rPr>
+              <w:t xml:space="preserve">This is the hamza. It looks like a little wave curling over. The hamza likes to sit on other letters — here it is sitting on an alif. The hamza has no dots.</w:t>
+            </w:r>
+          </w:p>
+        </w:tc>
+        <w:tc>
+          <w:tcPr>
+            <w:tcW w:type="dxa" w:w="3000"/>
+          </w:tcPr>
+          <w:p>
+            <w:pPr>
+              <w:bidi/>
+              <w:jc w:val="center"/>
+            </w:pPr>
+          </w:p>
+        </w:tc>
+      </w:tr>
+      <w:tr>
+        <w:tc>
+          <w:tcPr>
+            <w:tcW w:type="dxa" w:w="1900"/>
+          </w:tcPr>
+          <w:p>
+            <w:pPr>
+              <w:bidi/>
+              <w:jc w:val="center"/>
+            </w:pPr>
+            <w:r>
+              <w:rPr>
+                <w:rFonts w:ascii="KFGQPC HAFS Uthmanic Script" w:cs="KFGQPC HAFS Uthmanic Script" w:eastAsia="KFGQPC HAFS Uthmanic Script" w:hAnsi="KFGQPC HAFS Uthmanic Script"/>
+                <w:sz w:val="32"/>
+                <w:szCs w:val="32"/>
+                <w:rtl/>
+              </w:rPr>
+              <w:t xml:space="preserve">أ حركات</w:t>
+            </w:r>
+          </w:p>
+        </w:tc>
+        <w:tc>
+          <w:tcPr>
+            <w:tcW w:type="dxa" w:w="8060"/>
+          </w:tcPr>
+          <w:p>
+            <w:r>
+              <w:rPr>
+                <w:b w:val="false"/>
+                <w:bCs w:val="false"/>
+                <w:sz w:val="18"/>
+                <w:szCs w:val="18"/>
+              </w:rPr>
+              <w:t xml:space="preserve">With a fatha it's أَ. With a damma it's أُ. With a kasra it sits under the alif — إِ. And with a sukoon after نَ, it's نَأۡ.</w:t>
+            </w:r>
+          </w:p>
+        </w:tc>
+        <w:tc>
+          <w:tcPr>
+            <w:tcW w:type="dxa" w:w="3000"/>
+          </w:tcPr>
+          <w:p>
+            <w:pPr>
+              <w:bidi/>
+              <w:jc w:val="center"/>
+            </w:pPr>
+            <w:r>
+              <w:rPr>
+                <w:rFonts w:ascii="KFGQPC HAFS Uthmanic Script" w:cs="KFGQPC HAFS Uthmanic Script" w:eastAsia="KFGQPC HAFS Uthmanic Script" w:hAnsi="KFGQPC HAFS Uthmanic Script"/>
+                <w:sz w:val="32"/>
+                <w:szCs w:val="32"/>
+                <w:rtl/>
+              </w:rPr>
+              <w:t xml:space="preserve">أَ أُ إِ نَأۡ</w:t>
+            </w:r>
+          </w:p>
+        </w:tc>
+      </w:tr>
+      <w:tr>
+        <w:tc>
+          <w:tcPr>
+            <w:tcW w:type="dxa" w:w="1900"/>
+          </w:tcPr>
+          <w:p>
+            <w:pPr>
+              <w:bidi/>
+              <w:jc w:val="center"/>
+            </w:pPr>
+            <w:r>
+              <w:rPr>
+                <w:rFonts w:ascii="KFGQPC HAFS Uthmanic Script" w:cs="KFGQPC HAFS Uthmanic Script" w:eastAsia="KFGQPC HAFS Uthmanic Script" w:hAnsi="KFGQPC HAFS Uthmanic Script"/>
+                <w:sz w:val="32"/>
+                <w:szCs w:val="32"/>
+                <w:rtl/>
+              </w:rPr>
+              <w:t xml:space="preserve">ؤ مقدمة</w:t>
+            </w:r>
+          </w:p>
+        </w:tc>
+        <w:tc>
+          <w:tcPr>
+            <w:tcW w:type="dxa" w:w="8060"/>
+          </w:tcPr>
+          <w:p>
+            <w:r>
+              <w:rPr>
+                <w:b w:val="false"/>
+                <w:bCs w:val="false"/>
+                <w:sz w:val="18"/>
+                <w:szCs w:val="18"/>
+              </w:rPr>
+              <w:t xml:space="preserve">Here the hamza is sitting on a waw.</w:t>
+            </w:r>
+          </w:p>
+        </w:tc>
+        <w:tc>
+          <w:tcPr>
+            <w:tcW w:type="dxa" w:w="3000"/>
+          </w:tcPr>
+          <w:p>
+            <w:pPr>
+              <w:bidi/>
+              <w:jc w:val="center"/>
+            </w:pPr>
+          </w:p>
+        </w:tc>
+      </w:tr>
+      <w:tr>
+        <w:tc>
+          <w:tcPr>
+            <w:tcW w:type="dxa" w:w="1900"/>
+          </w:tcPr>
+          <w:p>
+            <w:pPr>
+              <w:bidi/>
+              <w:jc w:val="center"/>
+            </w:pPr>
+            <w:r>
+              <w:rPr>
+                <w:rFonts w:ascii="KFGQPC HAFS Uthmanic Script" w:cs="KFGQPC HAFS Uthmanic Script" w:eastAsia="KFGQPC HAFS Uthmanic Script" w:hAnsi="KFGQPC HAFS Uthmanic Script"/>
+                <w:sz w:val="32"/>
+                <w:szCs w:val="32"/>
+                <w:rtl/>
+              </w:rPr>
+              <w:t xml:space="preserve">ؤ حركات</w:t>
+            </w:r>
+          </w:p>
+        </w:tc>
+        <w:tc>
+          <w:tcPr>
+            <w:tcW w:type="dxa" w:w="8060"/>
+          </w:tcPr>
+          <w:p>
+            <w:r>
+              <w:rPr>
+                <w:b w:val="false"/>
+                <w:bCs w:val="false"/>
+                <w:sz w:val="18"/>
+                <w:szCs w:val="18"/>
+              </w:rPr>
+              <w:t xml:space="preserve">Listen: مُؤۡمِن.</w:t>
+            </w:r>
+          </w:p>
+        </w:tc>
+        <w:tc>
+          <w:tcPr>
+            <w:tcW w:type="dxa" w:w="3000"/>
+          </w:tcPr>
+          <w:p>
+            <w:pPr>
+              <w:bidi/>
+              <w:jc w:val="center"/>
+            </w:pPr>
+            <w:r>
+              <w:rPr>
+                <w:rFonts w:ascii="KFGQPC HAFS Uthmanic Script" w:cs="KFGQPC HAFS Uthmanic Script" w:eastAsia="KFGQPC HAFS Uthmanic Script" w:hAnsi="KFGQPC HAFS Uthmanic Script"/>
+                <w:sz w:val="32"/>
+                <w:szCs w:val="32"/>
+                <w:rtl/>
+              </w:rPr>
+              <w:t xml:space="preserve">مُؤۡمِن</w:t>
+            </w:r>
+          </w:p>
+        </w:tc>
+      </w:tr>
+      <w:tr>
+        <w:tc>
+          <w:tcPr>
+            <w:tcW w:type="dxa" w:w="1900"/>
+          </w:tcPr>
+          <w:p>
+            <w:pPr>
+              <w:bidi/>
+              <w:jc w:val="center"/>
+            </w:pPr>
+            <w:r>
+              <w:rPr>
+                <w:rFonts w:ascii="KFGQPC HAFS Uthmanic Script" w:cs="KFGQPC HAFS Uthmanic Script" w:eastAsia="KFGQPC HAFS Uthmanic Script" w:hAnsi="KFGQPC HAFS Uthmanic Script"/>
+                <w:sz w:val="32"/>
+                <w:szCs w:val="32"/>
+                <w:rtl/>
+              </w:rPr>
+              <w:t xml:space="preserve">ئ مقدمة</w:t>
+            </w:r>
+          </w:p>
+        </w:tc>
+        <w:tc>
+          <w:tcPr>
+            <w:tcW w:type="dxa" w:w="8060"/>
+          </w:tcPr>
+          <w:p>
+            <w:r>
+              <w:rPr>
+                <w:b w:val="false"/>
+                <w:bCs w:val="false"/>
+                <w:sz w:val="18"/>
+                <w:szCs w:val="18"/>
+              </w:rPr>
+              <w:t xml:space="preserve">Here the hamza is sitting on a yaa.</w:t>
+            </w:r>
+          </w:p>
+        </w:tc>
+        <w:tc>
+          <w:tcPr>
+            <w:tcW w:type="dxa" w:w="3000"/>
+          </w:tcPr>
+          <w:p>
+            <w:pPr>
+              <w:bidi/>
+              <w:jc w:val="center"/>
+            </w:pPr>
+          </w:p>
+        </w:tc>
+      </w:tr>
+      <w:tr>
+        <w:tc>
+          <w:tcPr>
+            <w:tcW w:type="dxa" w:w="1900"/>
+          </w:tcPr>
+          <w:p>
+            <w:pPr>
+              <w:bidi/>
+              <w:jc w:val="center"/>
+            </w:pPr>
+            <w:r>
+              <w:rPr>
+                <w:rFonts w:ascii="KFGQPC HAFS Uthmanic Script" w:cs="KFGQPC HAFS Uthmanic Script" w:eastAsia="KFGQPC HAFS Uthmanic Script" w:hAnsi="KFGQPC HAFS Uthmanic Script"/>
+                <w:sz w:val="32"/>
+                <w:szCs w:val="32"/>
+                <w:rtl/>
+              </w:rPr>
+              <w:t xml:space="preserve">ئ حركات</w:t>
+            </w:r>
+          </w:p>
+        </w:tc>
+        <w:tc>
+          <w:tcPr>
+            <w:tcW w:type="dxa" w:w="8060"/>
+          </w:tcPr>
+          <w:p>
+            <w:r>
+              <w:rPr>
+                <w:b w:val="false"/>
+                <w:bCs w:val="false"/>
+                <w:sz w:val="18"/>
+                <w:szCs w:val="18"/>
+              </w:rPr>
+              <w:t xml:space="preserve">Listen: سُئِلَ.</w:t>
+            </w:r>
+          </w:p>
+        </w:tc>
+        <w:tc>
+          <w:tcPr>
+            <w:tcW w:type="dxa" w:w="3000"/>
+          </w:tcPr>
+          <w:p>
+            <w:pPr>
+              <w:bidi/>
+              <w:jc w:val="center"/>
+            </w:pPr>
+            <w:r>
+              <w:rPr>
+                <w:rFonts w:ascii="KFGQPC HAFS Uthmanic Script" w:cs="KFGQPC HAFS Uthmanic Script" w:eastAsia="KFGQPC HAFS Uthmanic Script" w:hAnsi="KFGQPC HAFS Uthmanic Script"/>
+                <w:sz w:val="32"/>
+                <w:szCs w:val="32"/>
+                <w:rtl/>
+              </w:rPr>
+              <w:t xml:space="preserve">سُئِلَ</w:t>
+            </w:r>
+          </w:p>
+        </w:tc>
+      </w:tr>
+      <w:tr>
+        <w:tc>
+          <w:tcPr>
+            <w:tcW w:type="dxa" w:w="1900"/>
+          </w:tcPr>
+          <w:p>
+            <w:pPr>
+              <w:bidi/>
+              <w:jc w:val="center"/>
+            </w:pPr>
+            <w:r>
+              <w:rPr>
+                <w:rFonts w:ascii="KFGQPC HAFS Uthmanic Script" w:cs="KFGQPC HAFS Uthmanic Script" w:eastAsia="KFGQPC HAFS Uthmanic Script" w:hAnsi="KFGQPC HAFS Uthmanic Script"/>
+                <w:sz w:val="32"/>
+                <w:szCs w:val="32"/>
+                <w:rtl/>
+              </w:rPr>
+              <w:t xml:space="preserve">ء مقدمة</w:t>
+            </w:r>
+          </w:p>
+        </w:tc>
+        <w:tc>
+          <w:tcPr>
+            <w:tcW w:type="dxa" w:w="8060"/>
+          </w:tcPr>
+          <w:p>
+            <w:r>
+              <w:rPr>
+                <w:b w:val="false"/>
+                <w:bCs w:val="false"/>
+                <w:sz w:val="18"/>
+                <w:szCs w:val="18"/>
+              </w:rPr>
+              <w:t xml:space="preserve">And here the hamza sits on nothing at all — all by itself on the sand.</w:t>
+            </w:r>
+          </w:p>
+        </w:tc>
+        <w:tc>
+          <w:tcPr>
+            <w:tcW w:type="dxa" w:w="3000"/>
+          </w:tcPr>
+          <w:p>
+            <w:pPr>
+              <w:bidi/>
+              <w:jc w:val="center"/>
+            </w:pPr>
+          </w:p>
+        </w:tc>
+      </w:tr>
+      <w:tr>
+        <w:tc>
+          <w:tcPr>
+            <w:tcW w:type="dxa" w:w="1900"/>
+          </w:tcPr>
+          <w:p>
+            <w:pPr>
+              <w:bidi/>
+              <w:jc w:val="center"/>
+            </w:pPr>
+            <w:r>
+              <w:rPr>
+                <w:rFonts w:ascii="KFGQPC HAFS Uthmanic Script" w:cs="KFGQPC HAFS Uthmanic Script" w:eastAsia="KFGQPC HAFS Uthmanic Script" w:hAnsi="KFGQPC HAFS Uthmanic Script"/>
+                <w:sz w:val="32"/>
+                <w:szCs w:val="32"/>
+                <w:rtl/>
+              </w:rPr>
+              <w:t xml:space="preserve">ء حركات</w:t>
+            </w:r>
+          </w:p>
+        </w:tc>
+        <w:tc>
+          <w:tcPr>
+            <w:tcW w:type="dxa" w:w="8060"/>
+          </w:tcPr>
+          <w:p>
+            <w:r>
+              <w:rPr>
+                <w:b w:val="false"/>
+                <w:bCs w:val="false"/>
+                <w:sz w:val="18"/>
+                <w:szCs w:val="18"/>
+              </w:rPr>
+              <w:t xml:space="preserve">Listen: جُزۡء.</w:t>
+            </w:r>
+          </w:p>
+        </w:tc>
+        <w:tc>
+          <w:tcPr>
+            <w:tcW w:type="dxa" w:w="3000"/>
+          </w:tcPr>
+          <w:p>
+            <w:pPr>
+              <w:bidi/>
+              <w:jc w:val="center"/>
+            </w:pPr>
+            <w:r>
+              <w:rPr>
+                <w:rFonts w:ascii="KFGQPC HAFS Uthmanic Script" w:cs="KFGQPC HAFS Uthmanic Script" w:eastAsia="KFGQPC HAFS Uthmanic Script" w:hAnsi="KFGQPC HAFS Uthmanic Script"/>
+                <w:sz w:val="32"/>
+                <w:szCs w:val="32"/>
+                <w:rtl/>
+              </w:rPr>
+              <w:t xml:space="preserve">جُزۡء</w:t>
+            </w:r>
+          </w:p>
+        </w:tc>
+      </w:tr>
+      <w:tr>
+        <w:tc>
+          <w:tcPr>
+            <w:tcW w:type="dxa" w:w="1900"/>
+          </w:tcPr>
+          <w:p>
+            <w:pPr>
+              <w:bidi/>
+              <w:jc w:val="center"/>
+            </w:pPr>
+            <w:r>
+              <w:rPr>
+                <w:rFonts w:ascii="KFGQPC HAFS Uthmanic Script" w:cs="KFGQPC HAFS Uthmanic Script" w:eastAsia="KFGQPC HAFS Uthmanic Script" w:hAnsi="KFGQPC HAFS Uthmanic Script"/>
+                <w:sz w:val="32"/>
+                <w:szCs w:val="32"/>
+                <w:rtl/>
+              </w:rPr>
+              <w:t xml:space="preserve">و مقدمة</w:t>
+            </w:r>
+          </w:p>
+        </w:tc>
+        <w:tc>
+          <w:tcPr>
+            <w:tcW w:type="dxa" w:w="8060"/>
+          </w:tcPr>
+          <w:p>
+            <w:r>
+              <w:rPr>
+                <w:b w:val="false"/>
+                <w:bCs w:val="false"/>
+                <w:sz w:val="18"/>
+                <w:szCs w:val="18"/>
+              </w:rPr>
+              <w:t xml:space="preserve">This is the letter waw. It looks like a tadpole — a round body with a tail sweeping to the side. Waw has no dots.</w:t>
+            </w:r>
+          </w:p>
+        </w:tc>
+        <w:tc>
+          <w:tcPr>
+            <w:tcW w:type="dxa" w:w="3000"/>
+          </w:tcPr>
+          <w:p>
+            <w:pPr>
+              <w:bidi/>
+              <w:jc w:val="center"/>
+            </w:pPr>
+          </w:p>
+        </w:tc>
+      </w:tr>
+      <w:tr>
+        <w:tc>
+          <w:tcPr>
+            <w:tcW w:type="dxa" w:w="1900"/>
+          </w:tcPr>
+          <w:p>
+            <w:pPr>
+              <w:bidi/>
+              <w:jc w:val="center"/>
+            </w:pPr>
+            <w:r>
+              <w:rPr>
+                <w:rFonts w:ascii="KFGQPC HAFS Uthmanic Script" w:cs="KFGQPC HAFS Uthmanic Script" w:eastAsia="KFGQPC HAFS Uthmanic Script" w:hAnsi="KFGQPC HAFS Uthmanic Script"/>
+                <w:sz w:val="32"/>
+                <w:szCs w:val="32"/>
+                <w:rtl/>
+              </w:rPr>
+              <w:t xml:space="preserve">و حركات</w:t>
+            </w:r>
+          </w:p>
+        </w:tc>
+        <w:tc>
+          <w:tcPr>
+            <w:tcW w:type="dxa" w:w="8060"/>
+          </w:tcPr>
+          <w:p>
+            <w:r>
+              <w:rPr>
+                <w:b w:val="false"/>
+                <w:bCs w:val="false"/>
+                <w:sz w:val="18"/>
+                <w:szCs w:val="18"/>
+              </w:rPr>
+              <w:t xml:space="preserve">With a fatha it's وَ. With a damma it's وُ. With a kasra it's وِ. After نَ with a sukoon it's نَوۡ. And after نُ it stretches — نُو.</w:t>
+            </w:r>
+          </w:p>
+        </w:tc>
+        <w:tc>
+          <w:tcPr>
+            <w:tcW w:type="dxa" w:w="3000"/>
+          </w:tcPr>
+          <w:p>
+            <w:pPr>
+              <w:bidi/>
+              <w:jc w:val="center"/>
+            </w:pPr>
+            <w:r>
+              <w:rPr>
+                <w:rFonts w:ascii="KFGQPC HAFS Uthmanic Script" w:cs="KFGQPC HAFS Uthmanic Script" w:eastAsia="KFGQPC HAFS Uthmanic Script" w:hAnsi="KFGQPC HAFS Uthmanic Script"/>
+                <w:sz w:val="32"/>
+                <w:szCs w:val="32"/>
+                <w:rtl/>
+              </w:rPr>
+              <w:t xml:space="preserve">وَ وُ وِ نَوۡ نُو</w:t>
+            </w:r>
+          </w:p>
+        </w:tc>
+      </w:tr>
+      <w:tr>
+        <w:tc>
+          <w:tcPr>
+            <w:tcW w:type="dxa" w:w="1900"/>
+          </w:tcPr>
+          <w:p>
+            <w:pPr>
+              <w:bidi/>
+              <w:jc w:val="center"/>
+            </w:pPr>
+            <w:r>
+              <w:rPr>
+                <w:rFonts w:ascii="KFGQPC HAFS Uthmanic Script" w:cs="KFGQPC HAFS Uthmanic Script" w:eastAsia="KFGQPC HAFS Uthmanic Script" w:hAnsi="KFGQPC HAFS Uthmanic Script"/>
+                <w:sz w:val="32"/>
+                <w:szCs w:val="32"/>
+                <w:rtl/>
+              </w:rPr>
+              <w:t xml:space="preserve">ي مقدمة</w:t>
+            </w:r>
+          </w:p>
+        </w:tc>
+        <w:tc>
+          <w:tcPr>
+            <w:tcW w:type="dxa" w:w="8060"/>
+          </w:tcPr>
+          <w:p>
+            <w:r>
+              <w:rPr>
+                <w:b w:val="false"/>
+                <w:bCs w:val="false"/>
+                <w:sz w:val="18"/>
+                <w:szCs w:val="18"/>
+              </w:rPr>
+              <w:t xml:space="preserve">This is the letter yaa. Do you remember the duck? When the duck climbs into the boat, you can see two bubbles under the boat. Yaa has two dots under it.</w:t>
+            </w:r>
+          </w:p>
+        </w:tc>
+        <w:tc>
+          <w:tcPr>
+            <w:tcW w:type="dxa" w:w="3000"/>
+          </w:tcPr>
+          <w:p>
+            <w:pPr>
+              <w:bidi/>
+              <w:jc w:val="center"/>
+            </w:pPr>
+          </w:p>
+        </w:tc>
+      </w:tr>
+      <w:tr>
+        <w:tc>
+          <w:tcPr>
+            <w:tcW w:type="dxa" w:w="1900"/>
+          </w:tcPr>
+          <w:p>
+            <w:pPr>
+              <w:bidi/>
+              <w:jc w:val="center"/>
+            </w:pPr>
+            <w:r>
+              <w:rPr>
+                <w:rFonts w:ascii="KFGQPC HAFS Uthmanic Script" w:cs="KFGQPC HAFS Uthmanic Script" w:eastAsia="KFGQPC HAFS Uthmanic Script" w:hAnsi="KFGQPC HAFS Uthmanic Script"/>
+                <w:sz w:val="32"/>
+                <w:szCs w:val="32"/>
+                <w:rtl/>
+              </w:rPr>
+              <w:t xml:space="preserve">ي حركات</w:t>
+            </w:r>
+          </w:p>
+        </w:tc>
+        <w:tc>
+          <w:tcPr>
+            <w:tcW w:type="dxa" w:w="8060"/>
+          </w:tcPr>
+          <w:p>
+            <w:r>
+              <w:rPr>
+                <w:b w:val="false"/>
+                <w:bCs w:val="false"/>
+                <w:sz w:val="18"/>
+                <w:szCs w:val="18"/>
+              </w:rPr>
+              <w:t xml:space="preserve">With a fatha it's يَ. With a damma it's يُ. With a kasra it's يِ. After نَ with a sukoon it's نَيۡ. And after نِ it stretches — نِي.</w:t>
+            </w:r>
+          </w:p>
+        </w:tc>
+        <w:tc>
+          <w:tcPr>
+            <w:tcW w:type="dxa" w:w="3000"/>
+          </w:tcPr>
+          <w:p>
+            <w:pPr>
+              <w:bidi/>
+              <w:jc w:val="center"/>
+            </w:pPr>
+            <w:r>
+              <w:rPr>
+                <w:rFonts w:ascii="KFGQPC HAFS Uthmanic Script" w:cs="KFGQPC HAFS Uthmanic Script" w:eastAsia="KFGQPC HAFS Uthmanic Script" w:hAnsi="KFGQPC HAFS Uthmanic Script"/>
+                <w:sz w:val="32"/>
+                <w:szCs w:val="32"/>
+                <w:rtl/>
+              </w:rPr>
+              <w:t xml:space="preserve">يَـ يُـ يِـ نَيۡ نِي</w:t>
+            </w:r>
+          </w:p>
+        </w:tc>
+      </w:tr>
+      <w:tr>
+        <w:tc>
+          <w:tcPr>
+            <w:tcW w:type="dxa" w:w="1900"/>
+          </w:tcPr>
+          <w:p>
+            <w:pPr>
+              <w:bidi/>
+              <w:jc w:val="center"/>
+            </w:pPr>
+            <w:r>
+              <w:rPr>
+                <w:rFonts w:ascii="KFGQPC HAFS Uthmanic Script" w:cs="KFGQPC HAFS Uthmanic Script" w:eastAsia="KFGQPC HAFS Uthmanic Script" w:hAnsi="KFGQPC HAFS Uthmanic Script"/>
+                <w:sz w:val="32"/>
+                <w:szCs w:val="32"/>
+                <w:rtl/>
+              </w:rPr>
+              <w:t xml:space="preserve">ى مقدمة</w:t>
+            </w:r>
+          </w:p>
+        </w:tc>
+        <w:tc>
+          <w:tcPr>
+            <w:tcW w:type="dxa" w:w="8060"/>
+          </w:tcPr>
+          <w:p>
+            <w:r>
+              <w:rPr>
+                <w:b w:val="false"/>
+                <w:bCs w:val="false"/>
+                <w:sz w:val="18"/>
+                <w:szCs w:val="18"/>
+              </w:rPr>
+              <w:t xml:space="preserve">This is the duck again — a yaa with no dots. It comes at the end of a word, like فِى. And sometimes it is really an alif in disguise, like مُوسَى.</w:t>
+            </w:r>
+          </w:p>
+        </w:tc>
+        <w:tc>
+          <w:tcPr>
+            <w:tcW w:type="dxa" w:w="3000"/>
+          </w:tcPr>
+          <w:p>
+            <w:pPr>
+              <w:bidi/>
+              <w:jc w:val="center"/>
+            </w:pPr>
+          </w:p>
+        </w:tc>
+      </w:tr>
+      <w:tr>
+        <w:tc>
+          <w:tcPr>
+            <w:tcW w:type="dxa" w:w="1900"/>
+          </w:tcPr>
+          <w:p>
+            <w:pPr>
+              <w:bidi/>
+              <w:jc w:val="center"/>
+            </w:pPr>
+            <w:r>
+              <w:rPr>
+                <w:rFonts w:ascii="KFGQPC HAFS Uthmanic Script" w:cs="KFGQPC HAFS Uthmanic Script" w:eastAsia="KFGQPC HAFS Uthmanic Script" w:hAnsi="KFGQPC HAFS Uthmanic Script"/>
+                <w:sz w:val="32"/>
+                <w:szCs w:val="32"/>
+                <w:rtl/>
+              </w:rPr>
+              <w:t xml:space="preserve">ى حركات</w:t>
+            </w:r>
+          </w:p>
+        </w:tc>
+        <w:tc>
+          <w:tcPr>
+            <w:tcW w:type="dxa" w:w="8060"/>
+          </w:tcPr>
+          <w:p>
+            <w:r>
+              <w:rPr>
+                <w:b w:val="false"/>
+                <w:bCs w:val="false"/>
+                <w:sz w:val="18"/>
+                <w:szCs w:val="18"/>
+              </w:rPr>
+              <w:t xml:space="preserve">Listen: فِى. مُوسَى.</w:t>
+            </w:r>
+          </w:p>
+        </w:tc>
+        <w:tc>
+          <w:tcPr>
+            <w:tcW w:type="dxa" w:w="3000"/>
+          </w:tcPr>
+          <w:p>
+            <w:pPr>
+              <w:bidi/>
+              <w:jc w:val="center"/>
+            </w:pPr>
+            <w:r>
+              <w:rPr>
+                <w:rFonts w:ascii="KFGQPC HAFS Uthmanic Script" w:cs="KFGQPC HAFS Uthmanic Script" w:eastAsia="KFGQPC HAFS Uthmanic Script" w:hAnsi="KFGQPC HAFS Uthmanic Script"/>
+                <w:sz w:val="32"/>
+                <w:szCs w:val="32"/>
+                <w:rtl/>
+              </w:rPr>
+              <w:t xml:space="preserve">فِى مُوسَىٰ</w:t>
+            </w:r>
+          </w:p>
+        </w:tc>
+      </w:tr>
+      <w:tr>
+        <w:tc>
+          <w:tcPr>
+            <w:tcW w:type="dxa" w:w="1900"/>
+          </w:tcPr>
+          <w:p>
+            <w:pPr>
+              <w:bidi/>
+              <w:jc w:val="center"/>
+            </w:pPr>
+            <w:r>
+              <w:rPr>
+                <w:rFonts w:ascii="KFGQPC HAFS Uthmanic Script" w:cs="KFGQPC HAFS Uthmanic Script" w:eastAsia="KFGQPC HAFS Uthmanic Script" w:hAnsi="KFGQPC HAFS Uthmanic Script"/>
+                <w:sz w:val="32"/>
+                <w:szCs w:val="32"/>
+                <w:rtl/>
+              </w:rPr>
+              <w:t xml:space="preserve">ا مقدمة</w:t>
+            </w:r>
+          </w:p>
+        </w:tc>
+        <w:tc>
+          <w:tcPr>
+            <w:tcW w:type="dxa" w:w="8060"/>
+          </w:tcPr>
+          <w:p>
+            <w:r>
+              <w:rPr>
+                <w:b w:val="false"/>
+                <w:bCs w:val="false"/>
+                <w:sz w:val="18"/>
+                <w:szCs w:val="18"/>
+              </w:rPr>
+              <w:t xml:space="preserve">This is the letter alif. It looks like a lighthouse — tall and straight. Alif has no dots, and no fatha, damma or kasra of its own. It makes the letter before it long.</w:t>
+            </w:r>
+          </w:p>
+        </w:tc>
+        <w:tc>
+          <w:tcPr>
+            <w:tcW w:type="dxa" w:w="3000"/>
+          </w:tcPr>
+          <w:p>
+            <w:pPr>
+              <w:bidi/>
+              <w:jc w:val="center"/>
+            </w:pPr>
+          </w:p>
+        </w:tc>
+      </w:tr>
+      <w:tr>
+        <w:tc>
+          <w:tcPr>
+            <w:tcW w:type="dxa" w:w="1900"/>
+          </w:tcPr>
+          <w:p>
+            <w:pPr>
+              <w:bidi/>
+              <w:jc w:val="center"/>
+            </w:pPr>
+            <w:r>
+              <w:rPr>
+                <w:rFonts w:ascii="KFGQPC HAFS Uthmanic Script" w:cs="KFGQPC HAFS Uthmanic Script" w:eastAsia="KFGQPC HAFS Uthmanic Script" w:hAnsi="KFGQPC HAFS Uthmanic Script"/>
+                <w:sz w:val="32"/>
+                <w:szCs w:val="32"/>
+                <w:rtl/>
+              </w:rPr>
+              <w:t xml:space="preserve">ا حركات</w:t>
+            </w:r>
+          </w:p>
+        </w:tc>
+        <w:tc>
+          <w:tcPr>
+            <w:tcW w:type="dxa" w:w="8060"/>
+          </w:tcPr>
+          <w:p>
+            <w:r>
+              <w:rPr>
+                <w:b w:val="false"/>
+                <w:bCs w:val="false"/>
+                <w:sz w:val="18"/>
+                <w:szCs w:val="18"/>
+              </w:rPr>
+              <w:t xml:space="preserve">After نَ it stretches — نَا.</w:t>
+            </w:r>
+          </w:p>
+        </w:tc>
+        <w:tc>
+          <w:tcPr>
+            <w:tcW w:type="dxa" w:w="3000"/>
+          </w:tcPr>
+          <w:p>
+            <w:pPr>
+              <w:bidi/>
+              <w:jc w:val="center"/>
+            </w:pPr>
+            <w:r>
+              <w:rPr>
+                <w:rFonts w:ascii="KFGQPC HAFS Uthmanic Script" w:cs="KFGQPC HAFS Uthmanic Script" w:eastAsia="KFGQPC HAFS Uthmanic Script" w:hAnsi="KFGQPC HAFS Uthmanic Script"/>
+                <w:sz w:val="32"/>
+                <w:szCs w:val="32"/>
+                <w:rtl/>
+              </w:rPr>
+              <w:t xml:space="preserve">نَا</w:t>
+            </w:r>
+          </w:p>
+        </w:tc>
+      </w:tr>
+      <w:tr>
+        <w:tc>
+          <w:tcPr>
+            <w:tcW w:type="dxa" w:w="1900"/>
+          </w:tcPr>
+          <w:p>
+            <w:pPr>
+              <w:bidi/>
+              <w:jc w:val="center"/>
+            </w:pPr>
+            <w:r>
+              <w:rPr>
+                <w:rFonts w:ascii="KFGQPC HAFS Uthmanic Script" w:cs="KFGQPC HAFS Uthmanic Script" w:eastAsia="KFGQPC HAFS Uthmanic Script" w:hAnsi="KFGQPC HAFS Uthmanic Script"/>
+                <w:sz w:val="32"/>
+                <w:szCs w:val="32"/>
+                <w:rtl/>
+              </w:rPr>
+              <w:t xml:space="preserve">لا مقدمة</w:t>
+            </w:r>
+          </w:p>
+        </w:tc>
+        <w:tc>
+          <w:tcPr>
+            <w:tcW w:type="dxa" w:w="8060"/>
+          </w:tcPr>
+          <w:p>
+            <w:r>
+              <w:rPr>
+                <w:b w:val="false"/>
+                <w:bCs w:val="false"/>
+                <w:sz w:val="18"/>
+                <w:szCs w:val="18"/>
+              </w:rPr>
+              <w:t xml:space="preserve">This is laam and alif holding hands. It looks like two oars crossed. Two letters, one shape.</w:t>
+            </w:r>
+          </w:p>
+        </w:tc>
+        <w:tc>
+          <w:tcPr>
+            <w:tcW w:type="dxa" w:w="3000"/>
+          </w:tcPr>
+          <w:p>
+            <w:pPr>
+              <w:bidi/>
+              <w:jc w:val="center"/>
+            </w:pPr>
+          </w:p>
+        </w:tc>
+      </w:tr>
+      <w:tr>
+        <w:tc>
+          <w:tcPr>
+            <w:tcW w:type="dxa" w:w="1900"/>
+          </w:tcPr>
+          <w:p>
+            <w:pPr>
+              <w:bidi/>
+              <w:jc w:val="center"/>
+            </w:pPr>
+            <w:r>
+              <w:rPr>
+                <w:rFonts w:ascii="KFGQPC HAFS Uthmanic Script" w:cs="KFGQPC HAFS Uthmanic Script" w:eastAsia="KFGQPC HAFS Uthmanic Script" w:hAnsi="KFGQPC HAFS Uthmanic Script"/>
+                <w:sz w:val="32"/>
+                <w:szCs w:val="32"/>
+                <w:rtl/>
+              </w:rPr>
+              <w:t xml:space="preserve">لا حركات</w:t>
+            </w:r>
+          </w:p>
+        </w:tc>
+        <w:tc>
+          <w:tcPr>
+            <w:tcW w:type="dxa" w:w="8060"/>
+          </w:tcPr>
+          <w:p>
+            <w:r>
+              <w:rPr>
+                <w:b w:val="false"/>
+                <w:bCs w:val="false"/>
+                <w:sz w:val="18"/>
+                <w:szCs w:val="18"/>
+              </w:rPr>
+              <w:t xml:space="preserve">We read it لَا. And in a word — وَلَا.</w:t>
+            </w:r>
+          </w:p>
+        </w:tc>
+        <w:tc>
+          <w:tcPr>
+            <w:tcW w:type="dxa" w:w="3000"/>
+          </w:tcPr>
+          <w:p>
+            <w:pPr>
+              <w:bidi/>
+              <w:jc w:val="center"/>
+            </w:pPr>
+            <w:r>
+              <w:rPr>
+                <w:rFonts w:ascii="KFGQPC HAFS Uthmanic Script" w:cs="KFGQPC HAFS Uthmanic Script" w:eastAsia="KFGQPC HAFS Uthmanic Script" w:hAnsi="KFGQPC HAFS Uthmanic Script"/>
+                <w:sz w:val="32"/>
+                <w:szCs w:val="32"/>
+                <w:rtl/>
+              </w:rPr>
+              <w:t xml:space="preserve">لَا وَلَا</w:t>
+            </w:r>
+          </w:p>
+        </w:tc>
+      </w:tr>
+      <w:tr>
+        <w:tc>
+          <w:tcPr>
+            <w:tcW w:type="dxa" w:w="1900"/>
+          </w:tcPr>
+          <w:p>
+            <w:pPr>
+              <w:bidi/>
+              <w:jc w:val="center"/>
+            </w:pPr>
+            <w:r>
+              <w:rPr>
+                <w:rFonts w:ascii="KFGQPC HAFS Uthmanic Script" w:cs="KFGQPC HAFS Uthmanic Script" w:eastAsia="KFGQPC HAFS Uthmanic Script" w:hAnsi="KFGQPC HAFS Uthmanic Script"/>
+                <w:sz w:val="32"/>
+                <w:szCs w:val="32"/>
+                <w:rtl/>
+              </w:rPr>
+              <w:t xml:space="preserve">ة مقدمة</w:t>
+            </w:r>
+          </w:p>
+        </w:tc>
+        <w:tc>
+          <w:tcPr>
+            <w:tcW w:type="dxa" w:w="8060"/>
+          </w:tcPr>
+          <w:p>
+            <w:r>
+              <w:rPr>
+                <w:b w:val="false"/>
+                <w:bCs w:val="false"/>
+                <w:sz w:val="18"/>
+                <w:szCs w:val="18"/>
+              </w:rPr>
+              <w:t xml:space="preserve">This is the taa marbuta — a taa wearing the haa's shape. It looks like the knot with two bubbles above it. Taa marbuta has two dots on top.</w:t>
+            </w:r>
+          </w:p>
+        </w:tc>
+        <w:tc>
+          <w:tcPr>
+            <w:tcW w:type="dxa" w:w="3000"/>
+          </w:tcPr>
+          <w:p>
+            <w:pPr>
+              <w:bidi/>
+              <w:jc w:val="center"/>
+            </w:pPr>
+          </w:p>
+        </w:tc>
+      </w:tr>
+      <w:tr>
+        <w:tc>
+          <w:tcPr>
+            <w:tcW w:type="dxa" w:w="1900"/>
+          </w:tcPr>
+          <w:p>
+            <w:pPr>
+              <w:bidi/>
+              <w:jc w:val="center"/>
+            </w:pPr>
+            <w:r>
+              <w:rPr>
+                <w:rFonts w:ascii="KFGQPC HAFS Uthmanic Script" w:cs="KFGQPC HAFS Uthmanic Script" w:eastAsia="KFGQPC HAFS Uthmanic Script" w:hAnsi="KFGQPC HAFS Uthmanic Script"/>
+                <w:sz w:val="32"/>
+                <w:szCs w:val="32"/>
+                <w:rtl/>
+              </w:rPr>
+              <w:t xml:space="preserve">ة حركات</w:t>
+            </w:r>
+          </w:p>
+        </w:tc>
+        <w:tc>
+          <w:tcPr>
+            <w:tcW w:type="dxa" w:w="8060"/>
+          </w:tcPr>
+          <w:p>
+            <w:r>
+              <w:rPr>
+                <w:b w:val="false"/>
+                <w:bCs w:val="false"/>
+                <w:sz w:val="18"/>
+                <w:szCs w:val="18"/>
+              </w:rPr>
+              <w:t xml:space="preserve">Listen: رَحۡمَةَ. نِعۡمَةَ.</w:t>
+            </w:r>
+          </w:p>
+        </w:tc>
+        <w:tc>
+          <w:tcPr>
+            <w:tcW w:type="dxa" w:w="3000"/>
+          </w:tcPr>
+          <w:p>
+            <w:pPr>
+              <w:bidi/>
+              <w:jc w:val="center"/>
+            </w:pPr>
+            <w:r>
+              <w:rPr>
+                <w:rFonts w:ascii="KFGQPC HAFS Uthmanic Script" w:cs="KFGQPC HAFS Uthmanic Script" w:eastAsia="KFGQPC HAFS Uthmanic Script" w:hAnsi="KFGQPC HAFS Uthmanic Script"/>
+                <w:sz w:val="32"/>
+                <w:szCs w:val="32"/>
+                <w:rtl/>
+              </w:rPr>
+              <w:t xml:space="preserve">رَحۡمَةَ نِعۡمَةَ</w:t>
             </w:r>
           </w:p>
         </w:tc>

--- a/Word Tables/الحروف الهجائية.docx
+++ b/Word Tables/الحروف الهجائية.docx
@@ -22,7 +22,7 @@
           <w:sz w:val="18"/>
           <w:szCs w:val="18"/>
         </w:rPr>
-        <w:t xml:space="preserve">Sukoon is U+06E1 throughout, the Mushaf’s own, never U+0652. Every sukoon form is carried by نَ, which is clean before any letter. The letter names carry no madd sign. ه and ي are always shown joined because neither stands alone in the Mushaf; the dotless ى is its own letter, and it is what the songs show at 28.</w:t>
+        <w:t xml:space="preserve">Sukoon is U+06E1 throughout, the Mushaf’s own, never U+0652. Every sukoon form is carried by نَ, which is clean before any letter. The letter names carry no madd sign and are not recorded on their own — the intro says them. ه and ي are always shown joined because neither stands alone in the Mushaf; the dotless ى is its own letter, and it is what the songs show at 28.</w:t>
       </w:r>
     </w:p>
     <w:p>
@@ -90,7 +90,7 @@
                 <w:sz w:val="18"/>
                 <w:szCs w:val="18"/>
               </w:rPr>
-              <w:t xml:space="preserve">Name (recorded)</w:t>
+              <w:t xml:space="preserve">Name</w:t>
             </w:r>
           </w:p>
         </w:tc>
@@ -1803,7 +1803,7 @@
                 <w:sz w:val="18"/>
                 <w:szCs w:val="18"/>
               </w:rPr>
-              <w:t xml:space="preserve">Name (recorded)</w:t>
+              <w:t xml:space="preserve">Name</w:t>
             </w:r>
           </w:p>
         </w:tc>
@@ -3516,7 +3516,7 @@
                 <w:sz w:val="18"/>
                 <w:szCs w:val="18"/>
               </w:rPr>
-              <w:t xml:space="preserve">Name (recorded)</w:t>
+              <w:t xml:space="preserve">Name</w:t>
             </w:r>
           </w:p>
         </w:tc>
@@ -4080,7 +4080,7 @@
                 <w:sz w:val="18"/>
                 <w:szCs w:val="18"/>
               </w:rPr>
-              <w:t xml:space="preserve">A buoy, its rope hanging straight down</w:t>
+              <w:t xml:space="preserve">A buoy, its rope to its left</w:t>
             </w:r>
           </w:p>
         </w:tc>
@@ -5440,6 +5440,151 @@
                 <w:szCs w:val="32"/>
                 <w:rtl/>
               </w:rPr>
+              <w:t xml:space="preserve">ى</w:t>
+            </w:r>
+          </w:p>
+        </w:tc>
+        <w:tc>
+          <w:tcPr>
+            <w:tcW w:type="dxa" w:w="1250"/>
+          </w:tcPr>
+          <w:p>
+            <w:pPr>
+              <w:bidi/>
+              <w:jc w:val="center"/>
+            </w:pPr>
+          </w:p>
+        </w:tc>
+        <w:tc>
+          <w:tcPr>
+            <w:tcW w:type="dxa" w:w="1000"/>
+          </w:tcPr>
+          <w:p>
+            <w:pPr>
+              <w:bidi/>
+              <w:jc w:val="center"/>
+            </w:pPr>
+            <w:r>
+              <w:rPr>
+                <w:rFonts w:ascii="KFGQPC HAFS Uthmanic Script" w:cs="KFGQPC HAFS Uthmanic Script" w:eastAsia="KFGQPC HAFS Uthmanic Script" w:hAnsi="KFGQPC HAFS Uthmanic Script"/>
+                <w:sz w:val="32"/>
+                <w:szCs w:val="32"/>
+                <w:rtl/>
+              </w:rPr>
+              <w:t xml:space="preserve">فِى</w:t>
+            </w:r>
+          </w:p>
+        </w:tc>
+        <w:tc>
+          <w:tcPr>
+            <w:tcW w:type="dxa" w:w="1000"/>
+          </w:tcPr>
+          <w:p>
+            <w:pPr>
+              <w:bidi/>
+              <w:jc w:val="center"/>
+            </w:pPr>
+          </w:p>
+        </w:tc>
+        <w:tc>
+          <w:tcPr>
+            <w:tcW w:type="dxa" w:w="1000"/>
+          </w:tcPr>
+          <w:p>
+            <w:pPr>
+              <w:bidi/>
+              <w:jc w:val="center"/>
+            </w:pPr>
+          </w:p>
+        </w:tc>
+        <w:tc>
+          <w:tcPr>
+            <w:tcW w:type="dxa" w:w="1000"/>
+          </w:tcPr>
+          <w:p>
+            <w:pPr>
+              <w:bidi/>
+              <w:jc w:val="center"/>
+            </w:pPr>
+          </w:p>
+        </w:tc>
+        <w:tc>
+          <w:tcPr>
+            <w:tcW w:type="dxa" w:w="1000"/>
+          </w:tcPr>
+          <w:p>
+            <w:pPr>
+              <w:bidi/>
+              <w:jc w:val="center"/>
+            </w:pPr>
+          </w:p>
+        </w:tc>
+        <w:tc>
+          <w:tcPr>
+            <w:tcW w:type="dxa" w:w="1700"/>
+          </w:tcPr>
+          <w:p>
+            <w:r>
+              <w:rPr>
+                <w:b w:val="false"/>
+                <w:bCs w:val="false"/>
+                <w:sz w:val="18"/>
+                <w:szCs w:val="18"/>
+              </w:rPr>
+              <w:t xml:space="preserve">Empty space الجوف</w:t>
+            </w:r>
+          </w:p>
+        </w:tc>
+        <w:tc>
+          <w:tcPr>
+            <w:tcW w:type="dxa" w:w="1800"/>
+          </w:tcPr>
+          <w:p>
+            <w:r>
+              <w:rPr>
+                <w:b w:val="false"/>
+                <w:bCs w:val="false"/>
+                <w:sz w:val="18"/>
+                <w:szCs w:val="18"/>
+              </w:rPr>
+              <w:t xml:space="preserve">A duck</w:t>
+            </w:r>
+          </w:p>
+        </w:tc>
+        <w:tc>
+          <w:tcPr>
+            <w:tcW w:type="dxa" w:w="2460"/>
+          </w:tcPr>
+          <w:p>
+            <w:r>
+              <w:rPr>
+                <w:b w:val="false"/>
+                <w:bCs w:val="false"/>
+                <w:sz w:val="18"/>
+                <w:szCs w:val="18"/>
+              </w:rPr>
+              <w:t xml:space="preserve">A yaa with no dots — at the end of a word.</w:t>
+            </w:r>
+          </w:p>
+        </w:tc>
+      </w:tr>
+      <w:tr>
+        <w:tc>
+          <w:tcPr>
+            <w:tcW w:type="dxa" w:w="750"/>
+          </w:tcPr>
+          <w:p>
+            <w:pPr>
+              <w:bidi/>
+              <w:jc w:val="center"/>
+            </w:pPr>
+            <w:r>
+              <w:rPr>
+                <w:rFonts w:ascii="KFGQPC HAFS Uthmanic Script" w:cs="KFGQPC HAFS Uthmanic Script" w:eastAsia="KFGQPC HAFS Uthmanic Script" w:hAnsi="KFGQPC HAFS Uthmanic Script"/>
+                <w:sz w:val="32"/>
+                <w:szCs w:val="32"/>
+                <w:rtl/>
+              </w:rPr>
               <w:t xml:space="preserve">يـ</w:t>
             </w:r>
           </w:p>
@@ -5630,7 +5775,7 @@
                 <w:szCs w:val="32"/>
                 <w:rtl/>
               </w:rPr>
-              <w:t xml:space="preserve">ى</w:t>
+              <w:t xml:space="preserve">ىٰ</w:t>
             </w:r>
           </w:p>
         </w:tc>
@@ -5661,7 +5806,7 @@
                 <w:szCs w:val="32"/>
                 <w:rtl/>
               </w:rPr>
-              <w:t xml:space="preserve">فِى</w:t>
+              <w:t xml:space="preserve">مُوسَىٰ</w:t>
             </w:r>
           </w:p>
         </w:tc>
@@ -5674,15 +5819,6 @@
               <w:bidi/>
               <w:jc w:val="center"/>
             </w:pPr>
-            <w:r>
-              <w:rPr>
-                <w:rFonts w:ascii="KFGQPC HAFS Uthmanic Script" w:cs="KFGQPC HAFS Uthmanic Script" w:eastAsia="KFGQPC HAFS Uthmanic Script" w:hAnsi="KFGQPC HAFS Uthmanic Script"/>
-                <w:sz w:val="32"/>
-                <w:szCs w:val="32"/>
-                <w:rtl/>
-              </w:rPr>
-              <w:t xml:space="preserve">مُوسَىٰ</w:t>
-            </w:r>
           </w:p>
         </w:tc>
         <w:tc>
@@ -5762,7 +5898,7 @@
                 <w:sz w:val="18"/>
                 <w:szCs w:val="18"/>
               </w:rPr>
-              <w:t xml:space="preserve">One shape, two jobs: a yaa at the end of a word, and an alif written as a yaa.</w:t>
+              <w:t xml:space="preserve">An alif in disguise — the dagger alif on top says so.</w:t>
             </w:r>
           </w:p>
         </w:tc>
@@ -6141,27 +6277,27 @@
                 <w:szCs w:val="32"/>
                 <w:rtl/>
               </w:rPr>
+              <w:t xml:space="preserve">ءَاخِرَةِ</w:t>
+            </w:r>
+          </w:p>
+        </w:tc>
+        <w:tc>
+          <w:tcPr>
+            <w:tcW w:type="dxa" w:w="1000"/>
+          </w:tcPr>
+          <w:p>
+            <w:pPr>
+              <w:bidi/>
+              <w:jc w:val="center"/>
+            </w:pPr>
+            <w:r>
+              <w:rPr>
+                <w:rFonts w:ascii="KFGQPC HAFS Uthmanic Script" w:cs="KFGQPC HAFS Uthmanic Script" w:eastAsia="KFGQPC HAFS Uthmanic Script" w:hAnsi="KFGQPC HAFS Uthmanic Script"/>
+                <w:sz w:val="32"/>
+                <w:szCs w:val="32"/>
+                <w:rtl/>
+              </w:rPr>
               <w:t xml:space="preserve">رَحۡمَةَ</w:t>
-            </w:r>
-          </w:p>
-        </w:tc>
-        <w:tc>
-          <w:tcPr>
-            <w:tcW w:type="dxa" w:w="1000"/>
-          </w:tcPr>
-          <w:p>
-            <w:pPr>
-              <w:bidi/>
-              <w:jc w:val="center"/>
-            </w:pPr>
-            <w:r>
-              <w:rPr>
-                <w:rFonts w:ascii="KFGQPC HAFS Uthmanic Script" w:cs="KFGQPC HAFS Uthmanic Script" w:eastAsia="KFGQPC HAFS Uthmanic Script" w:hAnsi="KFGQPC HAFS Uthmanic Script"/>
-                <w:sz w:val="32"/>
-                <w:szCs w:val="32"/>
-                <w:rtl/>
-              </w:rPr>
-              <w:t xml:space="preserve">نِعۡمَةَ</w:t>
             </w:r>
           </w:p>
         </w:tc>
@@ -6269,7 +6405,7 @@
           <w:sz w:val="18"/>
           <w:szCs w:val="18"/>
         </w:rPr>
-        <w:t xml:space="preserve">One continuous recording, never cut. The 28 letters in their usual order, shown large and colourful in Uthmanic Hafs, each lighting up as it is sung. The picture belongs to the shape group, so it stays on screen while the whole group is sung. Timings come from tapping along in the admin calibration page — a sung rhythm has nothing to do with harakat weights. Comes BEFORE lessons 1–3.</w:t>
+        <w:t xml:space="preserve">One continuous recording, never cut. The 28 letters in their usual order, shown large and colourful in Uthmanic Hafs, grouped by shape (ب ت ث on one card), each lighting up as it is sung. No pictures in either song. Timings come from tapping along in the admin calibration page — a sung rhythm has nothing to do with harakat weights. Comes BEFORE lessons 1–3.</w:t>
       </w:r>
     </w:p>
     <w:tbl>
@@ -6358,7 +6494,7 @@
                 <w:sz w:val="18"/>
                 <w:szCs w:val="18"/>
               </w:rPr>
-              <w:t xml:space="preserve">Shape group — one picture for the whole group</w:t>
+              <w:t xml:space="preserve">Shape group — letters shown together on one card</w:t>
             </w:r>
           </w:p>
         </w:tc>
@@ -8457,7 +8593,7 @@
           <w:sz w:val="18"/>
           <w:szCs w:val="18"/>
         </w:rPr>
-        <w:t xml:space="preserve">One continuous recording, never cut. Same 28 letters, same order, each sung with fatha, damma and kasra. No seaside pictures here: this song carries the makhraj head instead, and the lit zone MOVES as the song travels the alphabet — so the grouping never has to fight the shape groups. A review screen at the end shows all five zones with their letters. Comes AFTER lessons 1–3.</w:t>
+        <w:t xml:space="preserve">One continuous recording, never cut. Same 28 letters, same order, each sung with fatha, damma and kasra, one letter per card. This song carries the makhraj head, and the lit zone MOVES as the song travels the alphabet — so the grouping never has to fight the shape groups. A review screen at the end shows all five zones with their letters. Comes AFTER lessons 1–3.</w:t>
       </w:r>
     </w:p>
     <w:tbl>
@@ -14264,7 +14400,7 @@
                 <w:sz w:val="18"/>
                 <w:szCs w:val="18"/>
               </w:rPr>
-              <w:t xml:space="preserve">This is the letter meem. It looks like a buoy with its rope hanging straight down. Look — no bubbles at all. Meem has no dots.</w:t>
+              <w:t xml:space="preserve">This is the letter meem. It looks like a buoy with its rope to its left. Look — no bubbles at all. Meem has no dots.</w:t>
             </w:r>
           </w:p>
         </w:tc>
@@ -14799,7 +14935,7 @@
                 <w:sz w:val="18"/>
                 <w:szCs w:val="18"/>
               </w:rPr>
-              <w:t xml:space="preserve">Here the hamza is sitting on a yaa.</w:t>
+              <w:t xml:space="preserve">Here the hamza is sitting on a nabra.</w:t>
             </w:r>
           </w:p>
         </w:tc>
@@ -15104,6 +15240,113 @@
                 <w:szCs w:val="32"/>
                 <w:rtl/>
               </w:rPr>
+              <w:t xml:space="preserve">ى مقدمة</w:t>
+            </w:r>
+          </w:p>
+        </w:tc>
+        <w:tc>
+          <w:tcPr>
+            <w:tcW w:type="dxa" w:w="8060"/>
+          </w:tcPr>
+          <w:p>
+            <w:r>
+              <w:rPr>
+                <w:b w:val="false"/>
+                <w:bCs w:val="false"/>
+                <w:sz w:val="18"/>
+                <w:szCs w:val="18"/>
+              </w:rPr>
+              <w:t xml:space="preserve">This is the letter yaa — but look, it has no dots. It looks like a duck floating on the water. You will see it at the end of a word, like فِى.</w:t>
+            </w:r>
+          </w:p>
+        </w:tc>
+        <w:tc>
+          <w:tcPr>
+            <w:tcW w:type="dxa" w:w="3000"/>
+          </w:tcPr>
+          <w:p>
+            <w:pPr>
+              <w:bidi/>
+              <w:jc w:val="center"/>
+            </w:pPr>
+          </w:p>
+        </w:tc>
+      </w:tr>
+      <w:tr>
+        <w:tc>
+          <w:tcPr>
+            <w:tcW w:type="dxa" w:w="1900"/>
+          </w:tcPr>
+          <w:p>
+            <w:pPr>
+              <w:bidi/>
+              <w:jc w:val="center"/>
+            </w:pPr>
+            <w:r>
+              <w:rPr>
+                <w:rFonts w:ascii="KFGQPC HAFS Uthmanic Script" w:cs="KFGQPC HAFS Uthmanic Script" w:eastAsia="KFGQPC HAFS Uthmanic Script" w:hAnsi="KFGQPC HAFS Uthmanic Script"/>
+                <w:sz w:val="32"/>
+                <w:szCs w:val="32"/>
+                <w:rtl/>
+              </w:rPr>
+              <w:t xml:space="preserve">ى حركات</w:t>
+            </w:r>
+          </w:p>
+        </w:tc>
+        <w:tc>
+          <w:tcPr>
+            <w:tcW w:type="dxa" w:w="8060"/>
+          </w:tcPr>
+          <w:p>
+            <w:r>
+              <w:rPr>
+                <w:b w:val="false"/>
+                <w:bCs w:val="false"/>
+                <w:sz w:val="18"/>
+                <w:szCs w:val="18"/>
+              </w:rPr>
+              <w:t xml:space="preserve">Listen: فِى.</w:t>
+            </w:r>
+          </w:p>
+        </w:tc>
+        <w:tc>
+          <w:tcPr>
+            <w:tcW w:type="dxa" w:w="3000"/>
+          </w:tcPr>
+          <w:p>
+            <w:pPr>
+              <w:bidi/>
+              <w:jc w:val="center"/>
+            </w:pPr>
+            <w:r>
+              <w:rPr>
+                <w:rFonts w:ascii="KFGQPC HAFS Uthmanic Script" w:cs="KFGQPC HAFS Uthmanic Script" w:eastAsia="KFGQPC HAFS Uthmanic Script" w:hAnsi="KFGQPC HAFS Uthmanic Script"/>
+                <w:sz w:val="32"/>
+                <w:szCs w:val="32"/>
+                <w:rtl/>
+              </w:rPr>
+              <w:t xml:space="preserve">فِى</w:t>
+            </w:r>
+          </w:p>
+        </w:tc>
+      </w:tr>
+      <w:tr>
+        <w:tc>
+          <w:tcPr>
+            <w:tcW w:type="dxa" w:w="1900"/>
+          </w:tcPr>
+          <w:p>
+            <w:pPr>
+              <w:bidi/>
+              <w:jc w:val="center"/>
+            </w:pPr>
+            <w:r>
+              <w:rPr>
+                <w:rFonts w:ascii="KFGQPC HAFS Uthmanic Script" w:cs="KFGQPC HAFS Uthmanic Script" w:eastAsia="KFGQPC HAFS Uthmanic Script" w:hAnsi="KFGQPC HAFS Uthmanic Script"/>
+                <w:sz w:val="32"/>
+                <w:szCs w:val="32"/>
+                <w:rtl/>
+              </w:rPr>
               <w:t xml:space="preserve">ي مقدمة</w:t>
             </w:r>
           </w:p>
@@ -15120,7 +15363,7 @@
                 <w:sz w:val="18"/>
                 <w:szCs w:val="18"/>
               </w:rPr>
-              <w:t xml:space="preserve">This is the letter yaa. Do you remember the duck? When the duck climbs into the boat, you can see two bubbles under the boat. Yaa has two dots under it.</w:t>
+              <w:t xml:space="preserve">Now the duck jumps into the boat! When yaa joins the letter after it, it looks like the boat, with two bubbles under it. Yaa has two dots under it.</w:t>
             </w:r>
           </w:p>
         </w:tc>
@@ -15211,7 +15454,7 @@
                 <w:szCs w:val="32"/>
                 <w:rtl/>
               </w:rPr>
-              <w:t xml:space="preserve">ى مقدمة</w:t>
+              <w:t xml:space="preserve">ى ألف مقدمة</w:t>
             </w:r>
           </w:p>
         </w:tc>
@@ -15227,7 +15470,7 @@
                 <w:sz w:val="18"/>
                 <w:szCs w:val="18"/>
               </w:rPr>
-              <w:t xml:space="preserve">This is the duck again — a yaa with no dots. It comes at the end of a word, like فِى. And sometimes it is really an alif in disguise, like مُوسَى.</w:t>
+              <w:t xml:space="preserve">Here is the duck again. But this time it is not a yaa at all — it is an alif in disguise! You can tell by the little alif sitting on top. Listen: مُوسَىٰ.</w:t>
             </w:r>
           </w:p>
         </w:tc>
@@ -15260,7 +15503,7 @@
                 <w:szCs w:val="32"/>
                 <w:rtl/>
               </w:rPr>
-              <w:t xml:space="preserve">ى حركات</w:t>
+              <w:t xml:space="preserve">ى ألف حركات</w:t>
             </w:r>
           </w:p>
         </w:tc>
@@ -15276,7 +15519,7 @@
                 <w:sz w:val="18"/>
                 <w:szCs w:val="18"/>
               </w:rPr>
-              <w:t xml:space="preserve">Listen: فِى. مُوسَى.</w:t>
+              <w:t xml:space="preserve">Listen: مُوسَىٰ.</w:t>
             </w:r>
           </w:p>
         </w:tc>
@@ -15296,7 +15539,7 @@
                 <w:szCs w:val="32"/>
                 <w:rtl/>
               </w:rPr>
-              <w:t xml:space="preserve">فِى مُوسَىٰ</w:t>
+              <w:t xml:space="preserve">مُوسَىٰ</w:t>
             </w:r>
           </w:p>
         </w:tc>
@@ -15597,7 +15840,7 @@
                 <w:sz w:val="18"/>
                 <w:szCs w:val="18"/>
               </w:rPr>
-              <w:t xml:space="preserve">Listen: رَحۡمَةَ. نِعۡمَةَ.</w:t>
+              <w:t xml:space="preserve">Listen: ءَاخِرَةِ. Taa marbuta sometimes looks like this — رَحۡمَةَ.</w:t>
             </w:r>
           </w:p>
         </w:tc>
@@ -15617,7 +15860,7 @@
                 <w:szCs w:val="32"/>
                 <w:rtl/>
               </w:rPr>
-              <w:t xml:space="preserve">رَحۡمَةَ نِعۡمَةَ</w:t>
+              <w:t xml:space="preserve">ءَاخِرَةِ رَحۡمَةَ</w:t>
             </w:r>
           </w:p>
         </w:tc>
